--- a/TEST ELIE/NOTE DE CORRECTION.docx
+++ b/TEST ELIE/NOTE DE CORRECTION.docx
@@ -3,13 +3,57 @@
 <w:document xmlns:wpc="http://schemas.microsoft.com/office/word/2010/wordprocessingCanvas" xmlns:cx="http://schemas.microsoft.com/office/drawing/2014/chartex" xmlns:cx1="http://schemas.microsoft.com/office/drawing/2015/9/8/chartex" xmlns:cx2="http://schemas.microsoft.com/office/drawing/2015/10/21/chartex" xmlns:cx3="http://schemas.microsoft.com/office/drawing/2016/5/9/chartex" xmlns:cx4="http://schemas.microsoft.com/office/drawing/2016/5/10/chartex" xmlns:cx5="http://schemas.microsoft.com/office/drawing/2016/5/11/chartex" xmlns:cx6="http://schemas.microsoft.com/office/drawing/2016/5/12/chartex" xmlns:cx7="http://schemas.microsoft.com/office/drawing/2016/5/13/chartex" xmlns:cx8="http://schemas.microsoft.com/office/drawing/2016/5/14/chartex" xmlns:mc="http://schemas.openxmlformats.org/markup-compatibility/2006" xmlns:aink="http://schemas.microsoft.com/office/drawing/2016/ink" xmlns:am3d="http://schemas.microsoft.com/office/drawing/2017/model3d" xmlns:o="urn:schemas-microsoft-com:office:office" xmlns:oel="http://schemas.microsoft.com/office/2019/extlst" xmlns:r="http://schemas.openxmlformats.org/officeDocument/2006/relationships" xmlns:m="http://schemas.openxmlformats.org/officeDocument/2006/math" xmlns:v="urn:schemas-microsoft-com:vml" xmlns:wp14="http://schemas.microsoft.com/office/word/2010/wordprocessingDrawing" xmlns:wp="http://schemas.openxmlformats.org/drawingml/2006/wordprocessingDrawing" xmlns:w10="urn:schemas-microsoft-com:office:word" xmlns:w="http://schemas.openxmlformats.org/wordprocessingml/2006/main" xmlns:w14="http://schemas.microsoft.com/office/word/2010/wordml" xmlns:w15="http://schemas.microsoft.com/office/word/2012/wordml" xmlns:w16cei="http://schemas.microsoft.com/office/word/2026/wordml/cei" xmlns:w16cex="http://schemas.microsoft.com/office/word/2018/wordml/cex" xmlns:w16cid="http://schemas.microsoft.com/office/word/2016/wordml/cid" xmlns:w16="http://schemas.microsoft.com/office/word/2018/wordml" xmlns:w16du="http://schemas.microsoft.com/office/word/2023/wordml/word16du" xmlns:w16sdtdh="http://schemas.microsoft.com/office/word/2020/wordml/sdtdatahash" xmlns:w16sdtfl="http://schemas.microsoft.com/office/word/2024/wordml/sdtformatlock" xmlns:w16se="http://schemas.microsoft.com/office/word/2015/wordml/symex" xmlns:wpg="http://schemas.microsoft.com/office/word/2010/wordprocessingGroup" xmlns:wpi="http://schemas.microsoft.com/office/word/2010/wordprocessingInk" xmlns:wne="http://schemas.microsoft.com/office/word/2006/wordml" xmlns:wps="http://schemas.microsoft.com/office/word/2010/wordprocessingShape" mc:Ignorable="w14 w15 w16se w16cid w16 w16cex w16sdtdh w16sdtfl w16du wp14">
   <w:body>
     <w:p>
-      <w:r>
+      <w:pPr>
+        <w:rPr>
+          <w:color w:val="4EA72E" w:themeColor="accent6"/>
+        </w:rPr>
+      </w:pPr>
+      <w:r>
+        <w:rPr>
+          <w:color w:val="4EA72E" w:themeColor="accent6"/>
+        </w:rPr>
         <w:t>NOTE DE CORRECTION</w:t>
       </w:r>
     </w:p>
     <w:p>
-      <w:r>
-        <w:t xml:space="preserve">Voici mes observation, prend les en compte avant de poursuivre les autre étapes : </w:t>
+      <w:pPr>
+        <w:rPr>
+          <w:color w:val="4EA72E" w:themeColor="accent6"/>
+        </w:rPr>
+      </w:pPr>
+      <w:r>
+        <w:rPr>
+          <w:color w:val="4EA72E" w:themeColor="accent6"/>
+        </w:rPr>
+        <w:t xml:space="preserve">Voici </w:t>
+      </w:r>
+      <w:proofErr w:type="gramStart"/>
+      <w:r>
+        <w:rPr>
+          <w:color w:val="4EA72E" w:themeColor="accent6"/>
+        </w:rPr>
+        <w:t>mes observation</w:t>
+      </w:r>
+      <w:proofErr w:type="gramEnd"/>
+      <w:r>
+        <w:rPr>
+          <w:color w:val="4EA72E" w:themeColor="accent6"/>
+        </w:rPr>
+        <w:t xml:space="preserve">, prend les en compte avant de poursuivre </w:t>
+      </w:r>
+      <w:proofErr w:type="gramStart"/>
+      <w:r>
+        <w:rPr>
+          <w:color w:val="4EA72E" w:themeColor="accent6"/>
+        </w:rPr>
+        <w:t>les autre étapes</w:t>
+      </w:r>
+      <w:proofErr w:type="gramEnd"/>
+      <w:r>
+        <w:rPr>
+          <w:color w:val="4EA72E" w:themeColor="accent6"/>
+        </w:rPr>
+        <w:t xml:space="preserve"> : </w:t>
       </w:r>
     </w:p>
     <w:p>
@@ -20,14 +64,26 @@
           <w:numId w:val="1"/>
         </w:numPr>
         <w:spacing w:line="276" w:lineRule="auto"/>
-      </w:pPr>
-      <w:r>
+        <w:rPr>
+          <w:color w:val="4EA72E" w:themeColor="accent6"/>
+        </w:rPr>
+      </w:pPr>
+      <w:r>
+        <w:rPr>
+          <w:color w:val="4EA72E" w:themeColor="accent6"/>
+        </w:rPr>
         <w:t>LORS DE LA CREATION D’UN UTILISATEUR, les mails d’invitation de son pas reçu par les utilisateurs</w:t>
       </w:r>
       <w:r>
+        <w:rPr>
+          <w:color w:val="4EA72E" w:themeColor="accent6"/>
+        </w:rPr>
         <w:t>.</w:t>
       </w:r>
       <w:r>
+        <w:rPr>
+          <w:color w:val="4EA72E" w:themeColor="accent6"/>
+        </w:rPr>
         <w:t xml:space="preserve"> Prépare un mail contenant le nom de l’utilisateur, sa structure, un texte d’invitation, le logo de la plateforme et un lien l’amenant à choisir son mot de passe et se connecter à l’appli web.</w:t>
       </w:r>
     </w:p>
@@ -39,38 +95,88 @@
           <w:numId w:val="1"/>
         </w:numPr>
         <w:spacing w:line="276" w:lineRule="auto"/>
-      </w:pPr>
-      <w:r>
+        <w:rPr>
+          <w:color w:val="4EA72E" w:themeColor="accent6"/>
+        </w:rPr>
+      </w:pPr>
+      <w:r>
+        <w:rPr>
+          <w:color w:val="4EA72E" w:themeColor="accent6"/>
+        </w:rPr>
         <w:t xml:space="preserve">Dans la bulle en bas </w:t>
       </w:r>
       <w:r>
+        <w:rPr>
+          <w:color w:val="4EA72E" w:themeColor="accent6"/>
+        </w:rPr>
         <w:t>à</w:t>
       </w:r>
       <w:r>
-        <w:t xml:space="preserve"> gauche, j’ai cliqué sur hide et elle a disparu je veux qu’on puisse la faire revenir, et </w:t>
-      </w:r>
-      <w:r>
+        <w:rPr>
+          <w:color w:val="4EA72E" w:themeColor="accent6"/>
+        </w:rPr>
+        <w:t xml:space="preserve"> gauche, j’ai cliqué sur </w:t>
+      </w:r>
+      <w:proofErr w:type="spellStart"/>
+      <w:r>
+        <w:rPr>
+          <w:color w:val="4EA72E" w:themeColor="accent6"/>
+        </w:rPr>
+        <w:t>hide</w:t>
+      </w:r>
+      <w:proofErr w:type="spellEnd"/>
+      <w:r>
+        <w:rPr>
+          <w:color w:val="4EA72E" w:themeColor="accent6"/>
+        </w:rPr>
+        <w:t xml:space="preserve"> et elle a disparu je veux qu’on puisse la faire revenir, et </w:t>
+      </w:r>
+      <w:r>
+        <w:rPr>
+          <w:color w:val="4EA72E" w:themeColor="accent6"/>
+        </w:rPr>
         <w:t>le différent bouton</w:t>
       </w:r>
       <w:r>
+        <w:rPr>
+          <w:color w:val="4EA72E" w:themeColor="accent6"/>
+        </w:rPr>
         <w:t xml:space="preserve"> ne fonctionne pas à l’intérieur de la bulle, c’est dans la bulle que l’utilisateur peux aussi voir ces informations et choisir</w:t>
       </w:r>
       <w:r>
+        <w:rPr>
+          <w:color w:val="4EA72E" w:themeColor="accent6"/>
+        </w:rPr>
         <w:t xml:space="preserve"> </w:t>
       </w:r>
       <w:r>
+        <w:rPr>
+          <w:color w:val="4EA72E" w:themeColor="accent6"/>
+        </w:rPr>
         <w:t xml:space="preserve">le </w:t>
       </w:r>
       <w:r>
+        <w:rPr>
+          <w:color w:val="4EA72E" w:themeColor="accent6"/>
+        </w:rPr>
         <w:t>thème</w:t>
       </w:r>
       <w:r>
+        <w:rPr>
+          <w:color w:val="4EA72E" w:themeColor="accent6"/>
+        </w:rPr>
         <w:t xml:space="preserve">, et ajouter le logo et aussi modifier son mot de passe à sa guise et bien d’autre selon ton </w:t>
       </w:r>
       <w:r>
+        <w:rPr>
+          <w:color w:val="4EA72E" w:themeColor="accent6"/>
+        </w:rPr>
         <w:t>expérience</w:t>
       </w:r>
       <w:r>
+        <w:rPr>
+          <w:color w:val="4EA72E" w:themeColor="accent6"/>
+        </w:rPr>
         <w:t>.</w:t>
       </w:r>
     </w:p>
@@ -82,26 +188,64 @@
           <w:numId w:val="1"/>
         </w:numPr>
         <w:spacing w:line="276" w:lineRule="auto"/>
-      </w:pPr>
-      <w:r>
+        <w:rPr>
+          <w:color w:val="4EA72E" w:themeColor="accent6"/>
+        </w:rPr>
+      </w:pPr>
+      <w:r>
+        <w:rPr>
+          <w:color w:val="4EA72E" w:themeColor="accent6"/>
+        </w:rPr>
         <w:t xml:space="preserve">Pour </w:t>
       </w:r>
       <w:r>
+        <w:rPr>
+          <w:color w:val="4EA72E" w:themeColor="accent6"/>
+        </w:rPr>
         <w:t>les publications ponctuelles</w:t>
       </w:r>
       <w:r>
-        <w:t xml:space="preserve">, lorsqu’on clic sur générer le calendrier, il faut que des champs </w:t>
-      </w:r>
-      <w:r>
+        <w:rPr>
+          <w:color w:val="4EA72E" w:themeColor="accent6"/>
+        </w:rPr>
+        <w:t xml:space="preserve">, lorsqu’on </w:t>
+      </w:r>
+      <w:proofErr w:type="spellStart"/>
+      <w:r>
+        <w:rPr>
+          <w:color w:val="4EA72E" w:themeColor="accent6"/>
+        </w:rPr>
+        <w:t>clic</w:t>
+      </w:r>
+      <w:proofErr w:type="spellEnd"/>
+      <w:r>
+        <w:rPr>
+          <w:color w:val="4EA72E" w:themeColor="accent6"/>
+        </w:rPr>
+        <w:t xml:space="preserve"> sur générer le calendrier, il faut que des champs </w:t>
+      </w:r>
+      <w:r>
+        <w:rPr>
+          <w:color w:val="4EA72E" w:themeColor="accent6"/>
+        </w:rPr>
         <w:t>apparaisse</w:t>
       </w:r>
       <w:r>
+        <w:rPr>
+          <w:color w:val="4EA72E" w:themeColor="accent6"/>
+        </w:rPr>
         <w:t xml:space="preserve"> pour écrire la date de début de couverture, la date de fin de couverture La date de publication se mettra </w:t>
       </w:r>
       <w:r>
+        <w:rPr>
+          <w:color w:val="4EA72E" w:themeColor="accent6"/>
+        </w:rPr>
         <w:t>à</w:t>
       </w:r>
       <w:r>
+        <w:rPr>
+          <w:color w:val="4EA72E" w:themeColor="accent6"/>
+        </w:rPr>
         <w:t xml:space="preserve"> jours automatiquement</w:t>
       </w:r>
     </w:p>
@@ -113,11 +257,20 @@
           <w:numId w:val="1"/>
         </w:numPr>
         <w:spacing w:line="276" w:lineRule="auto"/>
-      </w:pPr>
-      <w:r>
+        <w:rPr>
+          <w:color w:val="4EA72E" w:themeColor="accent6"/>
+        </w:rPr>
+      </w:pPr>
+      <w:r>
+        <w:rPr>
+          <w:color w:val="4EA72E" w:themeColor="accent6"/>
+        </w:rPr>
         <w:t xml:space="preserve">Il faut qu’on puisse supprimer et modifier les lignes du calendrier de diffusion une fois </w:t>
       </w:r>
       <w:r>
+        <w:rPr>
+          <w:color w:val="4EA72E" w:themeColor="accent6"/>
+        </w:rPr>
         <w:t>créer.</w:t>
       </w:r>
     </w:p>
@@ -129,16 +282,934 @@
           <w:numId w:val="1"/>
         </w:numPr>
         <w:spacing w:line="276" w:lineRule="auto"/>
-      </w:pPr>
-      <w:r>
-        <w:t>L’onglet discussion ne fonctionne pas corrige ça, les utilisateur doive</w:t>
-      </w:r>
-      <w:r>
+        <w:rPr>
+          <w:color w:val="4EA72E" w:themeColor="accent6"/>
+        </w:rPr>
+      </w:pPr>
+      <w:r>
+        <w:rPr>
+          <w:color w:val="4EA72E" w:themeColor="accent6"/>
+        </w:rPr>
+        <w:t xml:space="preserve">L’onglet discussion ne fonctionne pas corrige ça, </w:t>
+      </w:r>
+      <w:proofErr w:type="gramStart"/>
+      <w:r>
+        <w:rPr>
+          <w:color w:val="4EA72E" w:themeColor="accent6"/>
+        </w:rPr>
+        <w:t>les utilisateur</w:t>
+      </w:r>
+      <w:proofErr w:type="gramEnd"/>
+      <w:r>
+        <w:rPr>
+          <w:color w:val="4EA72E" w:themeColor="accent6"/>
+        </w:rPr>
+        <w:t xml:space="preserve"> doive</w:t>
+      </w:r>
+      <w:r>
+        <w:rPr>
+          <w:color w:val="4EA72E" w:themeColor="accent6"/>
+        </w:rPr>
         <w:t>nt</w:t>
       </w:r>
       <w:r>
-        <w:t xml:space="preserve"> pouvoir s’envoyer des messages entre eux , applique selon ton expertise issues de tes expériences.</w:t>
-      </w:r>
+        <w:rPr>
+          <w:color w:val="4EA72E" w:themeColor="accent6"/>
+        </w:rPr>
+        <w:t xml:space="preserve"> pouvoir s’envoyer des messages entre </w:t>
+      </w:r>
+      <w:proofErr w:type="gramStart"/>
+      <w:r>
+        <w:rPr>
+          <w:color w:val="4EA72E" w:themeColor="accent6"/>
+        </w:rPr>
+        <w:t>eux ,</w:t>
+      </w:r>
+      <w:proofErr w:type="gramEnd"/>
+      <w:r>
+        <w:rPr>
+          <w:color w:val="4EA72E" w:themeColor="accent6"/>
+        </w:rPr>
+        <w:t xml:space="preserve"> applique selon </w:t>
+      </w:r>
+      <w:proofErr w:type="gramStart"/>
+      <w:r>
+        <w:rPr>
+          <w:color w:val="4EA72E" w:themeColor="accent6"/>
+        </w:rPr>
+        <w:t>ton expertise issues</w:t>
+      </w:r>
+      <w:proofErr w:type="gramEnd"/>
+      <w:r>
+        <w:rPr>
+          <w:color w:val="4EA72E" w:themeColor="accent6"/>
+        </w:rPr>
+        <w:t xml:space="preserve"> de tes expériences.</w:t>
+      </w:r>
+    </w:p>
+    <w:p>
+      <w:pPr>
+        <w:spacing w:line="276" w:lineRule="auto"/>
+      </w:pPr>
+    </w:p>
+    <w:p>
+      <w:pPr>
+        <w:spacing w:line="276" w:lineRule="auto"/>
+      </w:pPr>
+    </w:p>
+    <w:p>
+      <w:pPr>
+        <w:spacing w:line="276" w:lineRule="auto"/>
+      </w:pPr>
+      <w:r>
+        <w:t xml:space="preserve">Lorsque le point focal charge une nouvelle publication, la notification doit apparaître chez les administrateurs et les super administrateurs. Et lorsque le super administrateur clique sur la notification, elle doit le ramener vers les produits chargés parce que c'est une notification de chargement. Une fois que l'administrateur est dans l'onglet produit </w:t>
+      </w:r>
+      <w:proofErr w:type="gramStart"/>
+      <w:r>
+        <w:t>chargé</w:t>
+      </w:r>
+      <w:proofErr w:type="gramEnd"/>
+      <w:r>
+        <w:t xml:space="preserve">, Il peut effectuer l'action "Publier le produit". Lorsque l'administrateur clique sur publier le produit, une fenêtre va s'ouvrir et lui demander de renseigner les informations suivantes. D'abord, la date de publication du produit. Ensuite, le lien qui mène vers le produit en ligne. Ensuite, les </w:t>
+      </w:r>
+      <w:proofErr w:type="gramStart"/>
+      <w:r>
+        <w:t>emails</w:t>
+      </w:r>
+      <w:proofErr w:type="gramEnd"/>
+      <w:r>
+        <w:t xml:space="preserve"> des personnes censées recevoir le mail de confirmation de mise en ligne. Ensuite, l'utilisateur pourra cliquer sur le bouton publier pour enregistrer ces informations Dans le tableau des publications chargées en ajoutant les colonnes nécessaires. </w:t>
+      </w:r>
+      <w:proofErr w:type="gramStart"/>
+      <w:r>
+        <w:t>le</w:t>
+      </w:r>
+      <w:proofErr w:type="gramEnd"/>
+      <w:r>
+        <w:t xml:space="preserve"> statut qui était en retard deviendra publié. Donc le statut sera changé partout dans le calendrier de diffusion dans l'onglet publication en retard et dans l'onglet publication Chargé. Dans le tableau de bord, il faut tenir compte des publications en retard et publié. C'est aussi un indicateur important, car il y a des publications en retard qui n'ont pas été publié.</w:t>
+      </w:r>
+    </w:p>
+    <w:p>
+      <w:pPr>
+        <w:spacing w:line="276" w:lineRule="auto"/>
+      </w:pPr>
+    </w:p>
+    <w:p>
+      <w:pPr>
+        <w:spacing w:line="276" w:lineRule="auto"/>
+      </w:pPr>
+    </w:p>
+    <w:p>
+      <w:pPr>
+        <w:spacing w:line="276" w:lineRule="auto"/>
+        <w:rPr>
+          <w:b/>
+          <w:bCs/>
+        </w:rPr>
+      </w:pPr>
+      <w:r>
+        <w:rPr>
+          <w:b/>
+          <w:bCs/>
+        </w:rPr>
+        <w:lastRenderedPageBreak/>
+        <w:t>Modèle de mail de mise en ligne.</w:t>
+      </w:r>
+    </w:p>
+    <w:p>
+      <w:pPr>
+        <w:spacing w:line="276" w:lineRule="auto"/>
+        <w:rPr>
+          <w:b/>
+          <w:bCs/>
+        </w:rPr>
+      </w:pPr>
+      <w:r>
+        <w:rPr>
+          <w:b/>
+          <w:bCs/>
+        </w:rPr>
+        <w:t xml:space="preserve">Objet : Mise en ligne de : </w:t>
+      </w:r>
+      <w:r>
+        <w:rPr>
+          <w:b/>
+          <w:bCs/>
+        </w:rPr>
+        <w:t>{nom du produit}</w:t>
+      </w:r>
+    </w:p>
+    <w:p>
+      <w:pPr>
+        <w:rPr>
+          <w:b/>
+          <w:bCs/>
+        </w:rPr>
+      </w:pPr>
+      <w:r>
+        <w:rPr>
+          <w:b/>
+          <w:bCs/>
+        </w:rPr>
+        <w:t>[</w:t>
+      </w:r>
+      <w:proofErr w:type="gramStart"/>
+      <w:r>
+        <w:rPr>
+          <w:b/>
+          <w:bCs/>
+        </w:rPr>
+        <w:t>logo</w:t>
+      </w:r>
+      <w:proofErr w:type="gramEnd"/>
+      <w:r>
+        <w:rPr>
+          <w:b/>
+          <w:bCs/>
+        </w:rPr>
+        <w:t xml:space="preserve"> centré</w:t>
+      </w:r>
+      <w:r>
+        <w:rPr>
+          <w:b/>
+          <w:bCs/>
+        </w:rPr>
+        <w:t>]</w:t>
+      </w:r>
+    </w:p>
+    <w:p>
+      <w:proofErr w:type="gramStart"/>
+      <w:r>
+        <w:t>Bonjour </w:t>
+      </w:r>
+      <w:r>
+        <w:rPr>
+          <w:b/>
+          <w:bCs/>
+        </w:rPr>
+        <w:t xml:space="preserve"> {</w:t>
+      </w:r>
+      <w:proofErr w:type="gramEnd"/>
+      <w:r>
+        <w:rPr>
+          <w:b/>
+          <w:bCs/>
+        </w:rPr>
+        <w:t>nom du point focal}</w:t>
+      </w:r>
+      <w:r>
+        <w:br/>
+      </w:r>
+      <w:r>
+        <w:br/>
+        <w:t>Nous espérons que ce message vous trouve en bonne santé.</w:t>
+      </w:r>
+      <w:r>
+        <w:br/>
+      </w:r>
+      <w:r>
+        <w:br/>
+      </w:r>
+      <w:r>
+        <w:rPr>
+          <w:b/>
+          <w:bCs/>
+        </w:rPr>
+        <w:t>[La publication]/[l’indicateur]</w:t>
+      </w:r>
+      <w:r>
+        <w:t> </w:t>
+      </w:r>
+      <w:r>
+        <w:rPr>
+          <w:b/>
+          <w:bCs/>
+        </w:rPr>
+        <w:t>{nom du produit}</w:t>
+      </w:r>
+      <w:r>
+        <w:t>, couvrant la période du </w:t>
+      </w:r>
+      <w:r>
+        <w:rPr>
+          <w:b/>
+          <w:bCs/>
+        </w:rPr>
+        <w:t>{date de début de couverture}</w:t>
+      </w:r>
+      <w:r>
+        <w:t> au </w:t>
+      </w:r>
+      <w:r>
+        <w:rPr>
+          <w:b/>
+          <w:bCs/>
+        </w:rPr>
+        <w:t>{date de fin de couverture}</w:t>
+      </w:r>
+      <w:r>
+        <w:t>, a été mise en ligne à la date du </w:t>
+      </w:r>
+      <w:r>
+        <w:rPr>
+          <w:b/>
+          <w:bCs/>
+        </w:rPr>
+        <w:t>{date de publication</w:t>
+      </w:r>
+      <w:r>
+        <w:rPr>
+          <w:b/>
+          <w:bCs/>
+        </w:rPr>
+        <w:t xml:space="preserve"> </w:t>
+      </w:r>
+      <w:proofErr w:type="spellStart"/>
+      <w:r>
+        <w:rPr>
+          <w:b/>
+          <w:bCs/>
+        </w:rPr>
+        <w:t>reel</w:t>
+      </w:r>
+      <w:proofErr w:type="spellEnd"/>
+      <w:r>
+        <w:rPr>
+          <w:b/>
+          <w:bCs/>
+        </w:rPr>
+        <w:t>}</w:t>
+      </w:r>
+      <w:r>
+        <w:t>.</w:t>
+      </w:r>
+      <w:r>
+        <w:br/>
+      </w:r>
+      <w:r>
+        <w:br/>
+      </w:r>
+      <w:r>
+        <w:rPr>
+          <w:b/>
+          <w:bCs/>
+        </w:rPr>
+        <w:t>Informations complémentaires :</w:t>
+      </w:r>
+    </w:p>
+    <w:p>
+      <w:pPr>
+        <w:numPr>
+          <w:ilvl w:val="0"/>
+          <w:numId w:val="2"/>
+        </w:numPr>
+      </w:pPr>
+      <w:r>
+        <w:t xml:space="preserve">Date de publication prévue : </w:t>
+      </w:r>
+      <w:r>
+        <w:t xml:space="preserve">{date de </w:t>
+      </w:r>
+      <w:r>
+        <w:t>publication prévue</w:t>
+      </w:r>
+      <w:r>
+        <w:t>}</w:t>
+      </w:r>
+    </w:p>
+    <w:p>
+      <w:r>
+        <w:rPr>
+          <w:b/>
+          <w:bCs/>
+        </w:rPr>
+        <w:t>Lien de la publication :</w:t>
+      </w:r>
+      <w:r>
+        <w:t xml:space="preserve"> {lien vers la publication}</w:t>
+      </w:r>
+      <w:r>
+        <w:br/>
+      </w:r>
+      <w:r>
+        <w:br/>
+        <w:t>Cordialement,</w:t>
+      </w:r>
+    </w:p>
+    <w:p/>
+    <w:p>
+      <w:pPr>
+        <w:rPr>
+          <w:b/>
+          <w:bCs/>
+        </w:rPr>
+      </w:pPr>
+      <w:r>
+        <w:rPr>
+          <w:b/>
+          <w:bCs/>
+        </w:rPr>
+        <w:t>Modèle de mail de</w:t>
+      </w:r>
+      <w:r>
+        <w:rPr>
+          <w:b/>
+          <w:bCs/>
+        </w:rPr>
+        <w:t xml:space="preserve"> publication imminente.</w:t>
+      </w:r>
+    </w:p>
+    <w:p>
+      <w:pPr>
+        <w:rPr>
+          <w:b/>
+          <w:bCs/>
+        </w:rPr>
+      </w:pPr>
+      <w:r>
+        <w:rPr>
+          <w:b/>
+          <w:bCs/>
+        </w:rPr>
+        <w:t>Objet :</w:t>
+      </w:r>
+      <w:r>
+        <w:rPr>
+          <w:b/>
+          <w:bCs/>
+        </w:rPr>
+        <w:t xml:space="preserve"> Publication imminente : </w:t>
+      </w:r>
+      <w:r>
+        <w:rPr>
+          <w:b/>
+          <w:bCs/>
+        </w:rPr>
+        <w:t>{nom du produit}</w:t>
+      </w:r>
+    </w:p>
+    <w:p>
+      <w:pPr>
+        <w:rPr>
+          <w:b/>
+          <w:bCs/>
+        </w:rPr>
+      </w:pPr>
+      <w:r>
+        <w:rPr>
+          <w:b/>
+          <w:bCs/>
+        </w:rPr>
+        <w:t>[</w:t>
+      </w:r>
+      <w:proofErr w:type="gramStart"/>
+      <w:r>
+        <w:rPr>
+          <w:b/>
+          <w:bCs/>
+        </w:rPr>
+        <w:t>logo</w:t>
+      </w:r>
+      <w:proofErr w:type="gramEnd"/>
+      <w:r>
+        <w:rPr>
+          <w:b/>
+          <w:bCs/>
+        </w:rPr>
+        <w:t xml:space="preserve"> centré</w:t>
+      </w:r>
+      <w:r>
+        <w:rPr>
+          <w:b/>
+          <w:bCs/>
+        </w:rPr>
+        <w:t>]</w:t>
+      </w:r>
+    </w:p>
+    <w:p>
+      <w:r>
+        <w:t>Bonjour </w:t>
+      </w:r>
+      <w:r>
+        <w:rPr>
+          <w:b/>
+          <w:bCs/>
+        </w:rPr>
+        <w:t>{nom du point focal}</w:t>
+      </w:r>
+      <w:r>
+        <w:br/>
+      </w:r>
+      <w:r>
+        <w:br/>
+        <w:t>Nous espérons que ce message vous trouve en bonne santé.</w:t>
+      </w:r>
+      <w:r>
+        <w:br/>
+      </w:r>
+      <w:r>
+        <w:rPr>
+          <w:b/>
+          <w:bCs/>
+        </w:rPr>
+        <w:t xml:space="preserve">[La </w:t>
+      </w:r>
+      <w:proofErr w:type="gramStart"/>
+      <w:r>
+        <w:rPr>
+          <w:b/>
+          <w:bCs/>
+        </w:rPr>
+        <w:t>publication]/</w:t>
+      </w:r>
+      <w:proofErr w:type="gramEnd"/>
+      <w:r>
+        <w:rPr>
+          <w:b/>
+          <w:bCs/>
+        </w:rPr>
+        <w:t>[l’indicateur]</w:t>
+      </w:r>
+      <w:r>
+        <w:t> </w:t>
+      </w:r>
+      <w:r>
+        <w:rPr>
+          <w:b/>
+          <w:bCs/>
+        </w:rPr>
+        <w:t>{nom du produit}</w:t>
+      </w:r>
+      <w:r>
+        <w:t>,</w:t>
+      </w:r>
+      <w:r>
+        <w:t xml:space="preserve"> </w:t>
+      </w:r>
+      <w:r>
+        <w:t xml:space="preserve">couvrant la période </w:t>
+      </w:r>
+      <w:proofErr w:type="gramStart"/>
+      <w:r>
+        <w:t>d</w:t>
+      </w:r>
+      <w:r>
+        <w:t>u</w:t>
+      </w:r>
+      <w:r>
+        <w:t> </w:t>
+      </w:r>
+      <w:r>
+        <w:t> </w:t>
+      </w:r>
+      <w:r>
+        <w:rPr>
+          <w:b/>
+          <w:bCs/>
+        </w:rPr>
+        <w:t>{</w:t>
+      </w:r>
+      <w:proofErr w:type="gramEnd"/>
+      <w:r>
+        <w:rPr>
+          <w:b/>
+          <w:bCs/>
+        </w:rPr>
+        <w:t>date de début de couverture}</w:t>
+      </w:r>
+      <w:r>
+        <w:t> au </w:t>
+      </w:r>
+      <w:r>
+        <w:rPr>
+          <w:b/>
+          <w:bCs/>
+        </w:rPr>
+        <w:t>{date de fin de couverture}</w:t>
+      </w:r>
+      <w:r>
+        <w:t xml:space="preserve">, </w:t>
+      </w:r>
+      <w:r>
+        <w:t>doit être publié</w:t>
+      </w:r>
+      <w:r>
+        <w:t>(</w:t>
+      </w:r>
+      <w:r>
+        <w:t>e</w:t>
+      </w:r>
+      <w:r>
+        <w:t>)</w:t>
+      </w:r>
+      <w:r>
+        <w:t xml:space="preserve"> le </w:t>
+      </w:r>
+      <w:r>
+        <w:rPr>
+          <w:b/>
+          <w:bCs/>
+        </w:rPr>
+        <w:t xml:space="preserve">{date de </w:t>
+      </w:r>
+      <w:proofErr w:type="gramStart"/>
+      <w:r>
+        <w:rPr>
+          <w:b/>
+          <w:bCs/>
+        </w:rPr>
+        <w:t>publication prévu</w:t>
+      </w:r>
+      <w:proofErr w:type="gramEnd"/>
+      <w:r>
+        <w:rPr>
+          <w:b/>
+          <w:bCs/>
+        </w:rPr>
+        <w:t>}</w:t>
+      </w:r>
+      <w:r>
+        <w:t xml:space="preserve"> </w:t>
+      </w:r>
+      <w:r>
+        <w:t xml:space="preserve">(dans </w:t>
+      </w:r>
+      <w:r>
+        <w:rPr>
+          <w:b/>
+          <w:bCs/>
+        </w:rPr>
+        <w:t>{nombre de jour restant avant publication}</w:t>
+      </w:r>
+      <w:r>
+        <w:t xml:space="preserve"> jour(s)).</w:t>
+      </w:r>
+      <w:r>
+        <w:br/>
+        <w:t xml:space="preserve">Nous vous prions de nous faire parvenir la publication dans les temps, afin de faciliter la prise en charge du document avant diffusion à la date </w:t>
+      </w:r>
+      <w:r>
+        <w:t>spécifiée</w:t>
+      </w:r>
+      <w:r>
+        <w:t>.</w:t>
+      </w:r>
+    </w:p>
+    <w:p>
+      <w:r>
+        <w:br/>
+        <w:t>Cordialement.</w:t>
+      </w:r>
+    </w:p>
+    <w:p/>
+    <w:p>
+      <w:pPr>
+        <w:rPr>
+          <w:b/>
+          <w:bCs/>
+        </w:rPr>
+      </w:pPr>
+      <w:r>
+        <w:rPr>
+          <w:b/>
+          <w:bCs/>
+        </w:rPr>
+        <w:t>Modèle de mail de</w:t>
+      </w:r>
+      <w:r>
+        <w:rPr>
+          <w:b/>
+          <w:bCs/>
+        </w:rPr>
+        <w:t xml:space="preserve"> publication </w:t>
+      </w:r>
+      <w:r>
+        <w:rPr>
+          <w:b/>
+          <w:bCs/>
+        </w:rPr>
+        <w:t>en retard</w:t>
+      </w:r>
+    </w:p>
+    <w:p>
+      <w:pPr>
+        <w:rPr>
+          <w:b/>
+          <w:bCs/>
+        </w:rPr>
+      </w:pPr>
+      <w:r>
+        <w:rPr>
+          <w:b/>
+          <w:bCs/>
+        </w:rPr>
+        <w:t xml:space="preserve">Objet : Publication </w:t>
+      </w:r>
+      <w:r>
+        <w:rPr>
+          <w:b/>
+          <w:bCs/>
+        </w:rPr>
+        <w:t>en retard</w:t>
+      </w:r>
+      <w:r>
+        <w:rPr>
+          <w:b/>
+          <w:bCs/>
+        </w:rPr>
+        <w:t> : {nom du produit}</w:t>
+      </w:r>
+    </w:p>
+    <w:p>
+      <w:pPr>
+        <w:rPr>
+          <w:b/>
+          <w:bCs/>
+        </w:rPr>
+      </w:pPr>
+      <w:r>
+        <w:rPr>
+          <w:b/>
+          <w:bCs/>
+        </w:rPr>
+        <w:t>[</w:t>
+      </w:r>
+      <w:proofErr w:type="gramStart"/>
+      <w:r>
+        <w:rPr>
+          <w:b/>
+          <w:bCs/>
+        </w:rPr>
+        <w:t>logo</w:t>
+      </w:r>
+      <w:proofErr w:type="gramEnd"/>
+      <w:r>
+        <w:rPr>
+          <w:b/>
+          <w:bCs/>
+        </w:rPr>
+        <w:t xml:space="preserve"> centré</w:t>
+      </w:r>
+      <w:r>
+        <w:rPr>
+          <w:b/>
+          <w:bCs/>
+        </w:rPr>
+        <w:t>]</w:t>
+      </w:r>
+    </w:p>
+    <w:p>
+      <w:pPr>
+        <w:rPr>
+          <w:b/>
+          <w:bCs/>
+        </w:rPr>
+      </w:pPr>
+    </w:p>
+    <w:p>
+      <w:r>
+        <w:t>Bonjour </w:t>
+      </w:r>
+      <w:r>
+        <w:rPr>
+          <w:b/>
+          <w:bCs/>
+        </w:rPr>
+        <w:t>{nom du point focal}</w:t>
+      </w:r>
+      <w:r>
+        <w:br/>
+      </w:r>
+      <w:r>
+        <w:br/>
+        <w:t>Nous espérons que ce message vous trouve en bonne santé.</w:t>
+      </w:r>
+      <w:r>
+        <w:br/>
+      </w:r>
+      <w:r>
+        <w:rPr>
+          <w:b/>
+          <w:bCs/>
+        </w:rPr>
+        <w:t xml:space="preserve">[La </w:t>
+      </w:r>
+      <w:proofErr w:type="gramStart"/>
+      <w:r>
+        <w:rPr>
+          <w:b/>
+          <w:bCs/>
+        </w:rPr>
+        <w:t>publication]/</w:t>
+      </w:r>
+      <w:proofErr w:type="gramEnd"/>
+      <w:r>
+        <w:rPr>
+          <w:b/>
+          <w:bCs/>
+        </w:rPr>
+        <w:t>[l’indicateur]</w:t>
+      </w:r>
+      <w:r>
+        <w:t> </w:t>
+      </w:r>
+      <w:r>
+        <w:rPr>
+          <w:b/>
+          <w:bCs/>
+        </w:rPr>
+        <w:t>{nom du produit}</w:t>
+      </w:r>
+      <w:r>
+        <w:t>,</w:t>
+      </w:r>
+      <w:r>
+        <w:t xml:space="preserve"> </w:t>
+      </w:r>
+      <w:r>
+        <w:t xml:space="preserve">couvrant la période </w:t>
+      </w:r>
+      <w:proofErr w:type="gramStart"/>
+      <w:r>
+        <w:t>d</w:t>
+      </w:r>
+      <w:r>
+        <w:t>u</w:t>
+      </w:r>
+      <w:r>
+        <w:t> </w:t>
+      </w:r>
+      <w:r>
+        <w:t> </w:t>
+      </w:r>
+      <w:r>
+        <w:rPr>
+          <w:b/>
+          <w:bCs/>
+        </w:rPr>
+        <w:t>{</w:t>
+      </w:r>
+      <w:proofErr w:type="gramEnd"/>
+      <w:r>
+        <w:rPr>
+          <w:b/>
+          <w:bCs/>
+        </w:rPr>
+        <w:t>date de début de couverture}</w:t>
+      </w:r>
+      <w:r>
+        <w:t> au </w:t>
+      </w:r>
+      <w:r>
+        <w:rPr>
+          <w:b/>
+          <w:bCs/>
+        </w:rPr>
+        <w:t>{date de fin de couverture}</w:t>
+      </w:r>
+      <w:r>
+        <w:t> devait être publié</w:t>
+      </w:r>
+      <w:r>
+        <w:t>(</w:t>
+      </w:r>
+      <w:r>
+        <w:t>e</w:t>
+      </w:r>
+      <w:r>
+        <w:t xml:space="preserve">) </w:t>
+      </w:r>
+      <w:r>
+        <w:t>le </w:t>
+      </w:r>
+      <w:r>
+        <w:rPr>
+          <w:b/>
+          <w:bCs/>
+        </w:rPr>
+        <w:t xml:space="preserve">{date de </w:t>
+      </w:r>
+      <w:proofErr w:type="gramStart"/>
+      <w:r>
+        <w:rPr>
+          <w:b/>
+          <w:bCs/>
+        </w:rPr>
+        <w:t>publication prévu</w:t>
+      </w:r>
+      <w:proofErr w:type="gramEnd"/>
+      <w:r>
+        <w:rPr>
+          <w:b/>
+          <w:bCs/>
+        </w:rPr>
+        <w:t>}</w:t>
+      </w:r>
+      <w:r>
+        <w:rPr>
+          <w:b/>
+          <w:bCs/>
+        </w:rPr>
+        <w:t xml:space="preserve"> </w:t>
+      </w:r>
+      <w:r>
+        <w:t xml:space="preserve">elle accuse un retard </w:t>
+      </w:r>
+      <w:proofErr w:type="gramStart"/>
+      <w:r>
+        <w:t xml:space="preserve">de </w:t>
+      </w:r>
+      <w:r>
+        <w:t xml:space="preserve"> </w:t>
+      </w:r>
+      <w:r>
+        <w:rPr>
+          <w:b/>
+          <w:bCs/>
+        </w:rPr>
+        <w:t>{</w:t>
+      </w:r>
+      <w:proofErr w:type="gramEnd"/>
+      <w:r>
+        <w:rPr>
+          <w:b/>
+          <w:bCs/>
+        </w:rPr>
+        <w:t xml:space="preserve">nombre de jours de </w:t>
+      </w:r>
+      <w:proofErr w:type="gramStart"/>
+      <w:r>
+        <w:rPr>
+          <w:b/>
+          <w:bCs/>
+        </w:rPr>
+        <w:t>retards}</w:t>
+      </w:r>
+      <w:r>
+        <w:t xml:space="preserve">  </w:t>
+      </w:r>
+      <w:r>
+        <w:t>jour</w:t>
+      </w:r>
+      <w:proofErr w:type="gramEnd"/>
+      <w:r>
+        <w:t>(s).</w:t>
+      </w:r>
+      <w:r>
+        <w:br/>
+        <w:t>Nous vous prions de nous faire parvenir la publication au plus vite, afin de faciliter la prise en charge du document avant diffusion à la date spécifiée.</w:t>
+      </w:r>
+    </w:p>
+    <w:p>
+      <w:r>
+        <w:br/>
+        <w:t>Cordialement.</w:t>
+      </w:r>
+    </w:p>
+    <w:p>
+      <w:pPr>
+        <w:spacing w:line="276" w:lineRule="auto"/>
+      </w:pPr>
     </w:p>
     <w:p/>
     <w:sectPr>
@@ -154,6 +1225,155 @@
 <file path=word/numbering.xml><?xml version="1.0" encoding="utf-8"?>
 <w:numbering xmlns:wpc="http://schemas.microsoft.com/office/word/2010/wordprocessingCanvas" xmlns:cx="http://schemas.microsoft.com/office/drawing/2014/chartex" xmlns:cx1="http://schemas.microsoft.com/office/drawing/2015/9/8/chartex" xmlns:cx2="http://schemas.microsoft.com/office/drawing/2015/10/21/chartex" xmlns:cx3="http://schemas.microsoft.com/office/drawing/2016/5/9/chartex" xmlns:cx4="http://schemas.microsoft.com/office/drawing/2016/5/10/chartex" xmlns:cx5="http://schemas.microsoft.com/office/drawing/2016/5/11/chartex" xmlns:cx6="http://schemas.microsoft.com/office/drawing/2016/5/12/chartex" xmlns:cx7="http://schemas.microsoft.com/office/drawing/2016/5/13/chartex" xmlns:cx8="http://schemas.microsoft.com/office/drawing/2016/5/14/chartex" xmlns:mc="http://schemas.openxmlformats.org/markup-compatibility/2006" xmlns:aink="http://schemas.microsoft.com/office/drawing/2016/ink" xmlns:am3d="http://schemas.microsoft.com/office/drawing/2017/model3d" xmlns:o="urn:schemas-microsoft-com:office:office" xmlns:oel="http://schemas.microsoft.com/office/2019/extlst" xmlns:r="http://schemas.openxmlformats.org/officeDocument/2006/relationships" xmlns:m="http://schemas.openxmlformats.org/officeDocument/2006/math" xmlns:v="urn:schemas-microsoft-com:vml" xmlns:wp14="http://schemas.microsoft.com/office/word/2010/wordprocessingDrawing" xmlns:wp="http://schemas.openxmlformats.org/drawingml/2006/wordprocessingDrawing" xmlns:w10="urn:schemas-microsoft-com:office:word" xmlns:w="http://schemas.openxmlformats.org/wordprocessingml/2006/main" xmlns:w14="http://schemas.microsoft.com/office/word/2010/wordml" xmlns:w15="http://schemas.microsoft.com/office/word/2012/wordml" xmlns:w16cei="http://schemas.microsoft.com/office/word/2026/wordml/cei" xmlns:w16cex="http://schemas.microsoft.com/office/word/2018/wordml/cex" xmlns:w16cid="http://schemas.microsoft.com/office/word/2016/wordml/cid" xmlns:w16="http://schemas.microsoft.com/office/word/2018/wordml" xmlns:w16du="http://schemas.microsoft.com/office/word/2023/wordml/word16du" xmlns:w16sdtdh="http://schemas.microsoft.com/office/word/2020/wordml/sdtdatahash" xmlns:w16sdtfl="http://schemas.microsoft.com/office/word/2024/wordml/sdtformatlock" xmlns:w16se="http://schemas.microsoft.com/office/word/2015/wordml/symex" xmlns:wpg="http://schemas.microsoft.com/office/word/2010/wordprocessingGroup" xmlns:wpi="http://schemas.microsoft.com/office/word/2010/wordprocessingInk" xmlns:wne="http://schemas.microsoft.com/office/word/2006/wordml" xmlns:wps="http://schemas.microsoft.com/office/word/2010/wordprocessingShape" mc:Ignorable="w14 w15 w16se w16cid w16 w16cex w16sdtdh w16sdtfl w16du wp14">
   <w:abstractNum w:abstractNumId="0" w15:restartNumberingAfterBreak="0">
+    <w:nsid w:val="17FF565C"/>
+    <w:multiLevelType w:val="multilevel"/>
+    <w:tmpl w:val="933A95CE"/>
+    <w:lvl w:ilvl="0">
+      <w:start w:val="1"/>
+      <w:numFmt w:val="bullet"/>
+      <w:lvlText w:val=""/>
+      <w:lvlJc w:val="left"/>
+      <w:pPr>
+        <w:tabs>
+          <w:tab w:val="num" w:pos="720"/>
+        </w:tabs>
+        <w:ind w:left="720" w:hanging="360"/>
+      </w:pPr>
+      <w:rPr>
+        <w:rFonts w:ascii="Symbol" w:hAnsi="Symbol" w:hint="default"/>
+        <w:sz w:val="20"/>
+      </w:rPr>
+    </w:lvl>
+    <w:lvl w:ilvl="1" w:tentative="1">
+      <w:start w:val="1"/>
+      <w:numFmt w:val="bullet"/>
+      <w:lvlText w:val=""/>
+      <w:lvlJc w:val="left"/>
+      <w:pPr>
+        <w:tabs>
+          <w:tab w:val="num" w:pos="1440"/>
+        </w:tabs>
+        <w:ind w:left="1440" w:hanging="360"/>
+      </w:pPr>
+      <w:rPr>
+        <w:rFonts w:ascii="Symbol" w:hAnsi="Symbol" w:hint="default"/>
+        <w:sz w:val="20"/>
+      </w:rPr>
+    </w:lvl>
+    <w:lvl w:ilvl="2" w:tentative="1">
+      <w:start w:val="1"/>
+      <w:numFmt w:val="bullet"/>
+      <w:lvlText w:val=""/>
+      <w:lvlJc w:val="left"/>
+      <w:pPr>
+        <w:tabs>
+          <w:tab w:val="num" w:pos="2160"/>
+        </w:tabs>
+        <w:ind w:left="2160" w:hanging="360"/>
+      </w:pPr>
+      <w:rPr>
+        <w:rFonts w:ascii="Symbol" w:hAnsi="Symbol" w:hint="default"/>
+        <w:sz w:val="20"/>
+      </w:rPr>
+    </w:lvl>
+    <w:lvl w:ilvl="3" w:tentative="1">
+      <w:start w:val="1"/>
+      <w:numFmt w:val="bullet"/>
+      <w:lvlText w:val=""/>
+      <w:lvlJc w:val="left"/>
+      <w:pPr>
+        <w:tabs>
+          <w:tab w:val="num" w:pos="2880"/>
+        </w:tabs>
+        <w:ind w:left="2880" w:hanging="360"/>
+      </w:pPr>
+      <w:rPr>
+        <w:rFonts w:ascii="Symbol" w:hAnsi="Symbol" w:hint="default"/>
+        <w:sz w:val="20"/>
+      </w:rPr>
+    </w:lvl>
+    <w:lvl w:ilvl="4" w:tentative="1">
+      <w:start w:val="1"/>
+      <w:numFmt w:val="bullet"/>
+      <w:lvlText w:val=""/>
+      <w:lvlJc w:val="left"/>
+      <w:pPr>
+        <w:tabs>
+          <w:tab w:val="num" w:pos="3600"/>
+        </w:tabs>
+        <w:ind w:left="3600" w:hanging="360"/>
+      </w:pPr>
+      <w:rPr>
+        <w:rFonts w:ascii="Symbol" w:hAnsi="Symbol" w:hint="default"/>
+        <w:sz w:val="20"/>
+      </w:rPr>
+    </w:lvl>
+    <w:lvl w:ilvl="5" w:tentative="1">
+      <w:start w:val="1"/>
+      <w:numFmt w:val="bullet"/>
+      <w:lvlText w:val=""/>
+      <w:lvlJc w:val="left"/>
+      <w:pPr>
+        <w:tabs>
+          <w:tab w:val="num" w:pos="4320"/>
+        </w:tabs>
+        <w:ind w:left="4320" w:hanging="360"/>
+      </w:pPr>
+      <w:rPr>
+        <w:rFonts w:ascii="Symbol" w:hAnsi="Symbol" w:hint="default"/>
+        <w:sz w:val="20"/>
+      </w:rPr>
+    </w:lvl>
+    <w:lvl w:ilvl="6" w:tentative="1">
+      <w:start w:val="1"/>
+      <w:numFmt w:val="bullet"/>
+      <w:lvlText w:val=""/>
+      <w:lvlJc w:val="left"/>
+      <w:pPr>
+        <w:tabs>
+          <w:tab w:val="num" w:pos="5040"/>
+        </w:tabs>
+        <w:ind w:left="5040" w:hanging="360"/>
+      </w:pPr>
+      <w:rPr>
+        <w:rFonts w:ascii="Symbol" w:hAnsi="Symbol" w:hint="default"/>
+        <w:sz w:val="20"/>
+      </w:rPr>
+    </w:lvl>
+    <w:lvl w:ilvl="7" w:tentative="1">
+      <w:start w:val="1"/>
+      <w:numFmt w:val="bullet"/>
+      <w:lvlText w:val=""/>
+      <w:lvlJc w:val="left"/>
+      <w:pPr>
+        <w:tabs>
+          <w:tab w:val="num" w:pos="5760"/>
+        </w:tabs>
+        <w:ind w:left="5760" w:hanging="360"/>
+      </w:pPr>
+      <w:rPr>
+        <w:rFonts w:ascii="Symbol" w:hAnsi="Symbol" w:hint="default"/>
+        <w:sz w:val="20"/>
+      </w:rPr>
+    </w:lvl>
+    <w:lvl w:ilvl="8" w:tentative="1">
+      <w:start w:val="1"/>
+      <w:numFmt w:val="bullet"/>
+      <w:lvlText w:val=""/>
+      <w:lvlJc w:val="left"/>
+      <w:pPr>
+        <w:tabs>
+          <w:tab w:val="num" w:pos="6480"/>
+        </w:tabs>
+        <w:ind w:left="6480" w:hanging="360"/>
+      </w:pPr>
+      <w:rPr>
+        <w:rFonts w:ascii="Symbol" w:hAnsi="Symbol" w:hint="default"/>
+        <w:sz w:val="20"/>
+      </w:rPr>
+    </w:lvl>
+  </w:abstractNum>
+  <w:abstractNum w:abstractNumId="1" w15:restartNumberingAfterBreak="0">
     <w:nsid w:val="2A065DC4"/>
     <w:multiLevelType w:val="hybridMultilevel"/>
     <w:tmpl w:val="0960E63C"/>
@@ -267,6 +1487,9 @@
     </w:lvl>
   </w:abstractNum>
   <w:num w:numId="1" w16cid:durableId="521211088">
+    <w:abstractNumId w:val="1"/>
+  </w:num>
+  <w:num w:numId="2" w16cid:durableId="1194685177">
     <w:abstractNumId w:val="0"/>
   </w:num>
 </w:numbering>
@@ -875,7 +2098,6 @@
   <w:style w:type="character" w:default="1" w:styleId="Policepardfaut">
     <w:name w:val="Default Paragraph Font"/>
     <w:uiPriority w:val="1"/>
-    <w:semiHidden/>
     <w:unhideWhenUsed/>
   </w:style>
   <w:style w:type="table" w:default="1" w:styleId="TableauNormal">

--- a/TEST ELIE/NOTE DE CORRECTION.docx
+++ b/TEST ELIE/NOTE DE CORRECTION.docx
@@ -25,35 +25,7 @@
         <w:rPr>
           <w:color w:val="4EA72E" w:themeColor="accent6"/>
         </w:rPr>
-        <w:t xml:space="preserve">Voici </w:t>
-      </w:r>
-      <w:proofErr w:type="gramStart"/>
-      <w:r>
-        <w:rPr>
-          <w:color w:val="4EA72E" w:themeColor="accent6"/>
-        </w:rPr>
-        <w:t>mes observation</w:t>
-      </w:r>
-      <w:proofErr w:type="gramEnd"/>
-      <w:r>
-        <w:rPr>
-          <w:color w:val="4EA72E" w:themeColor="accent6"/>
-        </w:rPr>
-        <w:t xml:space="preserve">, prend les en compte avant de poursuivre </w:t>
-      </w:r>
-      <w:proofErr w:type="gramStart"/>
-      <w:r>
-        <w:rPr>
-          <w:color w:val="4EA72E" w:themeColor="accent6"/>
-        </w:rPr>
-        <w:t>les autre étapes</w:t>
-      </w:r>
-      <w:proofErr w:type="gramEnd"/>
-      <w:r>
-        <w:rPr>
-          <w:color w:val="4EA72E" w:themeColor="accent6"/>
-        </w:rPr>
-        <w:t xml:space="preserve"> : </w:t>
+        <w:t xml:space="preserve">Voici mes observation, prend les en compte avant de poursuivre les autre étapes : </w:t>
       </w:r>
     </w:p>
     <w:p>
@@ -290,21 +262,7 @@
         <w:rPr>
           <w:color w:val="4EA72E" w:themeColor="accent6"/>
         </w:rPr>
-        <w:t xml:space="preserve">L’onglet discussion ne fonctionne pas corrige ça, </w:t>
-      </w:r>
-      <w:proofErr w:type="gramStart"/>
-      <w:r>
-        <w:rPr>
-          <w:color w:val="4EA72E" w:themeColor="accent6"/>
-        </w:rPr>
-        <w:t>les utilisateur</w:t>
-      </w:r>
-      <w:proofErr w:type="gramEnd"/>
-      <w:r>
-        <w:rPr>
-          <w:color w:val="4EA72E" w:themeColor="accent6"/>
-        </w:rPr>
-        <w:t xml:space="preserve"> doive</w:t>
+        <w:t>L’onglet discussion ne fonctionne pas corrige ça, les utilisateur doive</w:t>
       </w:r>
       <w:r>
         <w:rPr>
@@ -316,35 +274,7 @@
         <w:rPr>
           <w:color w:val="4EA72E" w:themeColor="accent6"/>
         </w:rPr>
-        <w:t xml:space="preserve"> pouvoir s’envoyer des messages entre </w:t>
-      </w:r>
-      <w:proofErr w:type="gramStart"/>
-      <w:r>
-        <w:rPr>
-          <w:color w:val="4EA72E" w:themeColor="accent6"/>
-        </w:rPr>
-        <w:t>eux ,</w:t>
-      </w:r>
-      <w:proofErr w:type="gramEnd"/>
-      <w:r>
-        <w:rPr>
-          <w:color w:val="4EA72E" w:themeColor="accent6"/>
-        </w:rPr>
-        <w:t xml:space="preserve"> applique selon </w:t>
-      </w:r>
-      <w:proofErr w:type="gramStart"/>
-      <w:r>
-        <w:rPr>
-          <w:color w:val="4EA72E" w:themeColor="accent6"/>
-        </w:rPr>
-        <w:t>ton expertise issues</w:t>
-      </w:r>
-      <w:proofErr w:type="gramEnd"/>
-      <w:r>
-        <w:rPr>
-          <w:color w:val="4EA72E" w:themeColor="accent6"/>
-        </w:rPr>
-        <w:t xml:space="preserve"> de tes expériences.</w:t>
+        <w:t xml:space="preserve"> pouvoir s’envoyer des messages entre eux , applique selon ton expertise issues de tes expériences.</w:t>
       </w:r>
     </w:p>
     <w:p>
@@ -360,44 +290,103 @@
     <w:p>
       <w:pPr>
         <w:spacing w:line="276" w:lineRule="auto"/>
-      </w:pPr>
-      <w:r>
-        <w:t xml:space="preserve">Lorsque le point focal charge une nouvelle publication, la notification doit apparaître chez les administrateurs et les super administrateurs. Et lorsque le super administrateur clique sur la notification, elle doit le ramener vers les produits chargés parce que c'est une notification de chargement. Une fois que l'administrateur est dans l'onglet produit </w:t>
-      </w:r>
-      <w:proofErr w:type="gramStart"/>
-      <w:r>
-        <w:t>chargé</w:t>
-      </w:r>
-      <w:proofErr w:type="gramEnd"/>
-      <w:r>
-        <w:t xml:space="preserve">, Il peut effectuer l'action "Publier le produit". Lorsque l'administrateur clique sur publier le produit, une fenêtre va s'ouvrir et lui demander de renseigner les informations suivantes. D'abord, la date de publication du produit. Ensuite, le lien qui mène vers le produit en ligne. Ensuite, les </w:t>
-      </w:r>
-      <w:proofErr w:type="gramStart"/>
-      <w:r>
-        <w:t>emails</w:t>
-      </w:r>
-      <w:proofErr w:type="gramEnd"/>
-      <w:r>
-        <w:t xml:space="preserve"> des personnes censées recevoir le mail de confirmation de mise en ligne. Ensuite, l'utilisateur pourra cliquer sur le bouton publier pour enregistrer ces informations Dans le tableau des publications chargées en ajoutant les colonnes nécessaires. </w:t>
-      </w:r>
-      <w:proofErr w:type="gramStart"/>
-      <w:r>
-        <w:t>le</w:t>
-      </w:r>
-      <w:proofErr w:type="gramEnd"/>
-      <w:r>
+        <w:rPr>
+          <w:color w:val="4EA72E" w:themeColor="accent6"/>
+        </w:rPr>
+      </w:pPr>
+      <w:r>
+        <w:rPr>
+          <w:color w:val="4EA72E" w:themeColor="accent6"/>
+        </w:rPr>
+        <w:t>Lorsque le point focal charge une nouvelle publication, la notification doit apparaître chez les administrateurs et les super administrateurs. Et lorsque le super administrateur clique sur la notification, elle doit le ramener vers les produits chargés parce que c'est une notification de chargement. Une fois que l'administrateur est dans l'onglet produit chargé, Il peut effectuer l'action "Publier le produit". Lorsque l'administrateur clique sur publier le produit, une fenêtre va s'ouvrir et lui demander de renseigner les informations suivantes. D'abord, la date de publication du produit. Ensuite, le lien qui mène vers le produit en ligne. Ensuite, les emails des personnes censées recevoir le mail de confirmation de mise en ligne</w:t>
+      </w:r>
+      <w:r>
+        <w:rPr>
+          <w:color w:val="4EA72E" w:themeColor="accent6"/>
+        </w:rPr>
+        <w:t xml:space="preserve"> </w:t>
+      </w:r>
+      <w:r>
+        <w:rPr>
+          <w:color w:val="4EA72E" w:themeColor="accent6"/>
+        </w:rPr>
+        <w:t xml:space="preserve">(une liste </w:t>
+      </w:r>
+      <w:proofErr w:type="spellStart"/>
+      <w:r>
+        <w:rPr>
+          <w:color w:val="4EA72E" w:themeColor="accent6"/>
+        </w:rPr>
+        <w:t>deroulante</w:t>
+      </w:r>
+      <w:proofErr w:type="spellEnd"/>
+      <w:r>
+        <w:rPr>
+          <w:color w:val="4EA72E" w:themeColor="accent6"/>
+        </w:rPr>
+        <w:t xml:space="preserve"> de l’équipe du super admin uniquement, car l’</w:t>
+      </w:r>
+      <w:proofErr w:type="spellStart"/>
+      <w:r>
+        <w:rPr>
+          <w:color w:val="4EA72E" w:themeColor="accent6"/>
+        </w:rPr>
+        <w:t>equipe</w:t>
+      </w:r>
+      <w:proofErr w:type="spellEnd"/>
+      <w:r>
+        <w:rPr>
+          <w:color w:val="4EA72E" w:themeColor="accent6"/>
+        </w:rPr>
+        <w:t xml:space="preserve"> du point focal est déjà en copie du mail obligatoirement)</w:t>
+      </w:r>
+      <w:r>
+        <w:rPr>
+          <w:color w:val="4EA72E" w:themeColor="accent6"/>
+        </w:rPr>
+        <w:t xml:space="preserve">. Ensuite, l'utilisateur pourra cliquer sur le bouton publier pour enregistrer ces informations Dans le tableau des publications chargées en ajoutant les colonnes nécessaires. </w:t>
+      </w:r>
+      <w:r>
+        <w:rPr>
+          <w:color w:val="4EA72E" w:themeColor="accent6"/>
+        </w:rPr>
+        <w:t>Le</w:t>
+      </w:r>
+      <w:r>
+        <w:rPr>
+          <w:color w:val="4EA72E" w:themeColor="accent6"/>
+        </w:rPr>
         <w:t xml:space="preserve"> statut qui était en retard deviendra publié. Donc le statut sera changé partout dans le calendrier de diffusion dans l'onglet publication en retard et dans l'onglet publication Chargé. Dans le tableau de bord, il faut tenir compte des publications en retard et publié. C'est aussi un indicateur important, car il y a des publications en retard qui n'ont pas été publié.</w:t>
       </w:r>
     </w:p>
     <w:p>
       <w:pPr>
         <w:spacing w:line="276" w:lineRule="auto"/>
-      </w:pPr>
+        <w:rPr>
+          <w:color w:val="4EA72E" w:themeColor="accent6"/>
+        </w:rPr>
+      </w:pPr>
+      <w:r>
+        <w:rPr>
+          <w:color w:val="4EA72E" w:themeColor="accent6"/>
+        </w:rPr>
+        <w:lastRenderedPageBreak/>
+        <w:t>#Mail et notifications</w:t>
+      </w:r>
     </w:p>
     <w:p>
       <w:pPr>
         <w:spacing w:line="276" w:lineRule="auto"/>
-      </w:pPr>
+        <w:rPr>
+          <w:color w:val="4EA72E" w:themeColor="accent6"/>
+        </w:rPr>
+      </w:pPr>
+      <w:r>
+        <w:rPr>
+          <w:color w:val="4EA72E" w:themeColor="accent6"/>
+        </w:rPr>
+        <w:t xml:space="preserve"> A Chaque mail est envoyé, une notification est aussi envoyée.</w:t>
+      </w:r>
     </w:p>
     <w:p>
       <w:pPr>
@@ -405,15 +394,24 @@
         <w:rPr>
           <w:b/>
           <w:bCs/>
-        </w:rPr>
-      </w:pPr>
-      <w:r>
-        <w:rPr>
-          <w:b/>
-          <w:bCs/>
-        </w:rPr>
-        <w:lastRenderedPageBreak/>
-        <w:t>Modèle de mail de mise en ligne.</w:t>
+          <w:color w:val="4EA72E" w:themeColor="accent6"/>
+        </w:rPr>
+      </w:pPr>
+      <w:r>
+        <w:rPr>
+          <w:b/>
+          <w:bCs/>
+          <w:color w:val="4EA72E" w:themeColor="accent6"/>
+        </w:rPr>
+        <w:t>Modèle de mail de mise en ligne</w:t>
+      </w:r>
+      <w:r>
+        <w:rPr>
+          <w:b/>
+          <w:bCs/>
+          <w:color w:val="4EA72E" w:themeColor="accent6"/>
+        </w:rPr>
+        <w:t xml:space="preserve"> </w:t>
       </w:r>
     </w:p>
     <w:p>
@@ -422,12 +420,84 @@
         <w:rPr>
           <w:b/>
           <w:bCs/>
-        </w:rPr>
-      </w:pPr>
-      <w:r>
-        <w:rPr>
-          <w:b/>
-          <w:bCs/>
+          <w:color w:val="4EA72E" w:themeColor="accent6"/>
+        </w:rPr>
+      </w:pPr>
+      <w:r>
+        <w:rPr>
+          <w:b/>
+          <w:bCs/>
+          <w:color w:val="4EA72E" w:themeColor="accent6"/>
+        </w:rPr>
+        <w:t>(A chaque publication de produit)</w:t>
+      </w:r>
+      <w:r>
+        <w:rPr>
+          <w:b/>
+          <w:bCs/>
+          <w:color w:val="4EA72E" w:themeColor="accent6"/>
+        </w:rPr>
+        <w:t>.</w:t>
+      </w:r>
+    </w:p>
+    <w:p>
+      <w:pPr>
+        <w:spacing w:line="276" w:lineRule="auto"/>
+        <w:rPr>
+          <w:b/>
+          <w:bCs/>
+          <w:color w:val="4EA72E" w:themeColor="accent6"/>
+        </w:rPr>
+      </w:pPr>
+      <w:r>
+        <w:rPr>
+          <w:b/>
+          <w:bCs/>
+          <w:color w:val="4EA72E" w:themeColor="accent6"/>
+        </w:rPr>
+        <w:t xml:space="preserve">En copie : </w:t>
+      </w:r>
+      <w:r>
+        <w:rPr>
+          <w:color w:val="4EA72E" w:themeColor="accent6"/>
+        </w:rPr>
+        <w:t>l’équipe de la structure</w:t>
+      </w:r>
+      <w:r>
+        <w:rPr>
+          <w:color w:val="4EA72E" w:themeColor="accent6"/>
+        </w:rPr>
+        <w:t xml:space="preserve">, et les admin associés à la structure </w:t>
+      </w:r>
+      <w:r>
+        <w:rPr>
+          <w:color w:val="4EA72E" w:themeColor="accent6"/>
+        </w:rPr>
+        <w:t>obligatoire d’office et la sélection faite par le super admin de l’équipe de coordination.</w:t>
+      </w:r>
+      <w:r>
+        <w:rPr>
+          <w:b/>
+          <w:bCs/>
+          <w:color w:val="4EA72E" w:themeColor="accent6"/>
+        </w:rPr>
+        <w:t xml:space="preserve"> </w:t>
+      </w:r>
+    </w:p>
+    <w:p>
+      <w:pPr>
+        <w:spacing w:line="276" w:lineRule="auto"/>
+        <w:rPr>
+          <w:b/>
+          <w:bCs/>
+          <w:color w:val="4EA72E" w:themeColor="accent6"/>
+        </w:rPr>
+      </w:pPr>
+      <w:r>
+        <w:rPr>
+          <w:b/>
+          <w:bCs/>
+          <w:color w:val="4EA72E" w:themeColor="accent6"/>
         </w:rPr>
         <w:t xml:space="preserve">Objet : Mise en ligne de : </w:t>
       </w:r>
@@ -435,6 +505,7 @@
         <w:rPr>
           <w:b/>
           <w:bCs/>
+          <w:color w:val="4EA72E" w:themeColor="accent6"/>
         </w:rPr>
         <w:t>{nom du produit}</w:t>
       </w:r>
@@ -444,116 +515,124 @@
         <w:rPr>
           <w:b/>
           <w:bCs/>
-        </w:rPr>
-      </w:pPr>
-      <w:r>
-        <w:rPr>
-          <w:b/>
-          <w:bCs/>
-        </w:rPr>
-        <w:t>[</w:t>
-      </w:r>
-      <w:proofErr w:type="gramStart"/>
-      <w:r>
-        <w:rPr>
-          <w:b/>
-          <w:bCs/>
-        </w:rPr>
-        <w:t>logo</w:t>
-      </w:r>
-      <w:proofErr w:type="gramEnd"/>
-      <w:r>
-        <w:rPr>
-          <w:b/>
-          <w:bCs/>
-        </w:rPr>
-        <w:t xml:space="preserve"> centré</w:t>
-      </w:r>
-      <w:r>
-        <w:rPr>
-          <w:b/>
-          <w:bCs/>
-        </w:rPr>
-        <w:t>]</w:t>
-      </w:r>
-    </w:p>
-    <w:p>
-      <w:proofErr w:type="gramStart"/>
-      <w:r>
+          <w:color w:val="4EA72E" w:themeColor="accent6"/>
+        </w:rPr>
+      </w:pPr>
+      <w:r>
+        <w:rPr>
+          <w:b/>
+          <w:bCs/>
+          <w:color w:val="4EA72E" w:themeColor="accent6"/>
+        </w:rPr>
+        <w:t>[logo centré]</w:t>
+      </w:r>
+    </w:p>
+    <w:p>
+      <w:pPr>
+        <w:rPr>
+          <w:color w:val="4EA72E" w:themeColor="accent6"/>
+        </w:rPr>
+      </w:pPr>
+      <w:r>
+        <w:rPr>
+          <w:color w:val="4EA72E" w:themeColor="accent6"/>
+        </w:rPr>
         <w:t>Bonjour </w:t>
       </w:r>
       <w:r>
         <w:rPr>
           <w:b/>
           <w:bCs/>
-        </w:rPr>
-        <w:t xml:space="preserve"> {</w:t>
-      </w:r>
-      <w:proofErr w:type="gramEnd"/>
-      <w:r>
-        <w:rPr>
-          <w:b/>
-          <w:bCs/>
-        </w:rPr>
-        <w:t>nom du point focal}</w:t>
-      </w:r>
-      <w:r>
+          <w:color w:val="4EA72E" w:themeColor="accent6"/>
+        </w:rPr>
+        <w:t xml:space="preserve"> {nom du point focal}</w:t>
+      </w:r>
+      <w:r>
+        <w:rPr>
+          <w:color w:val="4EA72E" w:themeColor="accent6"/>
+        </w:rPr>
         <w:br/>
       </w:r>
       <w:r>
+        <w:rPr>
+          <w:color w:val="4EA72E" w:themeColor="accent6"/>
+        </w:rPr>
         <w:br/>
         <w:t>Nous espérons que ce message vous trouve en bonne santé.</w:t>
       </w:r>
       <w:r>
+        <w:rPr>
+          <w:color w:val="4EA72E" w:themeColor="accent6"/>
+        </w:rPr>
         <w:br/>
       </w:r>
       <w:r>
+        <w:rPr>
+          <w:color w:val="4EA72E" w:themeColor="accent6"/>
+        </w:rPr>
         <w:br/>
       </w:r>
       <w:r>
         <w:rPr>
           <w:b/>
           <w:bCs/>
+          <w:color w:val="4EA72E" w:themeColor="accent6"/>
         </w:rPr>
         <w:t>[La publication]/[l’indicateur]</w:t>
       </w:r>
       <w:r>
+        <w:rPr>
+          <w:color w:val="4EA72E" w:themeColor="accent6"/>
+        </w:rPr>
         <w:t> </w:t>
       </w:r>
       <w:r>
         <w:rPr>
           <w:b/>
           <w:bCs/>
+          <w:color w:val="4EA72E" w:themeColor="accent6"/>
         </w:rPr>
         <w:t>{nom du produit}</w:t>
       </w:r>
       <w:r>
+        <w:rPr>
+          <w:color w:val="4EA72E" w:themeColor="accent6"/>
+        </w:rPr>
         <w:t>, couvrant la période du </w:t>
       </w:r>
       <w:r>
         <w:rPr>
           <w:b/>
           <w:bCs/>
+          <w:color w:val="4EA72E" w:themeColor="accent6"/>
         </w:rPr>
         <w:t>{date de début de couverture}</w:t>
       </w:r>
       <w:r>
+        <w:rPr>
+          <w:color w:val="4EA72E" w:themeColor="accent6"/>
+        </w:rPr>
         <w:t> au </w:t>
       </w:r>
       <w:r>
         <w:rPr>
           <w:b/>
           <w:bCs/>
+          <w:color w:val="4EA72E" w:themeColor="accent6"/>
         </w:rPr>
         <w:t>{date de fin de couverture}</w:t>
       </w:r>
       <w:r>
+        <w:rPr>
+          <w:color w:val="4EA72E" w:themeColor="accent6"/>
+        </w:rPr>
         <w:t>, a été mise en ligne à la date du </w:t>
       </w:r>
       <w:r>
         <w:rPr>
           <w:b/>
           <w:bCs/>
+          <w:color w:val="4EA72E" w:themeColor="accent6"/>
         </w:rPr>
         <w:t>{date de publication</w:t>
       </w:r>
@@ -561,6 +640,7 @@
         <w:rPr>
           <w:b/>
           <w:bCs/>
+          <w:color w:val="4EA72E" w:themeColor="accent6"/>
         </w:rPr>
         <w:t xml:space="preserve"> </w:t>
       </w:r>
@@ -569,6 +649,7 @@
         <w:rPr>
           <w:b/>
           <w:bCs/>
+          <w:color w:val="4EA72E" w:themeColor="accent6"/>
         </w:rPr>
         <w:t>reel</w:t>
       </w:r>
@@ -577,22 +658,33 @@
         <w:rPr>
           <w:b/>
           <w:bCs/>
+          <w:color w:val="4EA72E" w:themeColor="accent6"/>
         </w:rPr>
         <w:t>}</w:t>
       </w:r>
       <w:r>
+        <w:rPr>
+          <w:color w:val="4EA72E" w:themeColor="accent6"/>
+        </w:rPr>
         <w:t>.</w:t>
       </w:r>
       <w:r>
+        <w:rPr>
+          <w:color w:val="4EA72E" w:themeColor="accent6"/>
+        </w:rPr>
         <w:br/>
       </w:r>
       <w:r>
+        <w:rPr>
+          <w:color w:val="4EA72E" w:themeColor="accent6"/>
+        </w:rPr>
         <w:br/>
       </w:r>
       <w:r>
         <w:rPr>
           <w:b/>
           <w:bCs/>
+          <w:color w:val="4EA72E" w:themeColor="accent6"/>
         </w:rPr>
         <w:t>Informations complémentaires :</w:t>
       </w:r>
@@ -603,51 +695,83 @@
           <w:ilvl w:val="0"/>
           <w:numId w:val="2"/>
         </w:numPr>
-      </w:pPr>
-      <w:r>
-        <w:t xml:space="preserve">Date de publication prévue : </w:t>
-      </w:r>
-      <w:r>
-        <w:t xml:space="preserve">{date de </w:t>
-      </w:r>
-      <w:r>
+        <w:rPr>
+          <w:color w:val="4EA72E" w:themeColor="accent6"/>
+        </w:rPr>
+      </w:pPr>
+      <w:r>
+        <w:rPr>
+          <w:color w:val="4EA72E" w:themeColor="accent6"/>
+        </w:rPr>
+        <w:t xml:space="preserve">Date de publication prévue : {date de </w:t>
+      </w:r>
+      <w:r>
+        <w:rPr>
+          <w:color w:val="4EA72E" w:themeColor="accent6"/>
+        </w:rPr>
         <w:t>publication prévue</w:t>
       </w:r>
       <w:r>
+        <w:rPr>
+          <w:color w:val="4EA72E" w:themeColor="accent6"/>
+        </w:rPr>
         <w:t>}</w:t>
       </w:r>
     </w:p>
     <w:p>
-      <w:r>
-        <w:rPr>
-          <w:b/>
-          <w:bCs/>
+      <w:pPr>
+        <w:rPr>
+          <w:color w:val="4EA72E" w:themeColor="accent6"/>
+        </w:rPr>
+      </w:pPr>
+      <w:r>
+        <w:rPr>
+          <w:b/>
+          <w:bCs/>
+          <w:color w:val="4EA72E" w:themeColor="accent6"/>
         </w:rPr>
         <w:t>Lien de la publication :</w:t>
       </w:r>
       <w:r>
+        <w:rPr>
+          <w:color w:val="4EA72E" w:themeColor="accent6"/>
+        </w:rPr>
         <w:t xml:space="preserve"> {lien vers la publication}</w:t>
       </w:r>
       <w:r>
+        <w:rPr>
+          <w:color w:val="4EA72E" w:themeColor="accent6"/>
+        </w:rPr>
         <w:br/>
       </w:r>
       <w:r>
+        <w:rPr>
+          <w:color w:val="4EA72E" w:themeColor="accent6"/>
+        </w:rPr>
         <w:br/>
         <w:t>Cordialement,</w:t>
       </w:r>
     </w:p>
-    <w:p/>
-    <w:p>
-      <w:pPr>
-        <w:rPr>
-          <w:b/>
-          <w:bCs/>
-        </w:rPr>
-      </w:pPr>
-      <w:r>
-        <w:rPr>
-          <w:b/>
-          <w:bCs/>
+    <w:p>
+      <w:pPr>
+        <w:rPr>
+          <w:color w:val="4EA72E" w:themeColor="accent6"/>
+        </w:rPr>
+      </w:pPr>
+    </w:p>
+    <w:p>
+      <w:pPr>
+        <w:rPr>
+          <w:b/>
+          <w:bCs/>
+          <w:color w:val="4EA72E" w:themeColor="accent6"/>
+        </w:rPr>
+      </w:pPr>
+      <w:r>
+        <w:rPr>
+          <w:b/>
+          <w:bCs/>
+          <w:color w:val="4EA72E" w:themeColor="accent6"/>
         </w:rPr>
         <w:t>Modèle de mail de</w:t>
       </w:r>
@@ -655,21 +779,101 @@
         <w:rPr>
           <w:b/>
           <w:bCs/>
-        </w:rPr>
-        <w:t xml:space="preserve"> publication imminente.</w:t>
-      </w:r>
-    </w:p>
-    <w:p>
-      <w:pPr>
-        <w:rPr>
-          <w:b/>
-          <w:bCs/>
-        </w:rPr>
-      </w:pPr>
-      <w:r>
-        <w:rPr>
-          <w:b/>
-          <w:bCs/>
+          <w:color w:val="4EA72E" w:themeColor="accent6"/>
+        </w:rPr>
+        <w:t xml:space="preserve"> publication imminente</w:t>
+      </w:r>
+    </w:p>
+    <w:p>
+      <w:pPr>
+        <w:rPr>
+          <w:color w:val="4EA72E" w:themeColor="accent6"/>
+        </w:rPr>
+      </w:pPr>
+      <w:r>
+        <w:rPr>
+          <w:b/>
+          <w:bCs/>
+          <w:color w:val="4EA72E" w:themeColor="accent6"/>
+        </w:rPr>
+        <w:t xml:space="preserve"> (</w:t>
+      </w:r>
+      <w:proofErr w:type="spellStart"/>
+      <w:r>
+        <w:rPr>
+          <w:color w:val="4EA72E" w:themeColor="accent6"/>
+        </w:rPr>
+        <w:t>a</w:t>
+      </w:r>
+      <w:proofErr w:type="spellEnd"/>
+      <w:r>
+        <w:rPr>
+          <w:color w:val="4EA72E" w:themeColor="accent6"/>
+        </w:rPr>
+        <w:t xml:space="preserve"> partir  de 15JOURS  Avant la date de diffusion, Pour chaque Éléments du calendrier de diffusion Le système envoie Les messages de rappel de publications Imminent Comme suite, Le rappel numéro un sera envoyé 15 jours avant la date de diffusion Le rappel numéro 2 sera envoyé 10 jours avant la date de diffusion Le rappel numéro 3 sera envoyé 5 jours avant la date de diffusion le rappel numéro 4 sera envoyé 3 jours avant la date de diffusion le rappel numéro 5 sera envoyé un jour avant la date de diffusion</w:t>
+      </w:r>
+      <w:r>
+        <w:rPr>
+          <w:color w:val="4EA72E" w:themeColor="accent6"/>
+        </w:rPr>
+        <w:t>.</w:t>
+      </w:r>
+      <w:r>
+        <w:rPr>
+          <w:color w:val="4EA72E" w:themeColor="accent6"/>
+        </w:rPr>
+        <w:t>)</w:t>
+      </w:r>
+    </w:p>
+    <w:p>
+      <w:pPr>
+        <w:spacing w:line="276" w:lineRule="auto"/>
+        <w:rPr>
+          <w:b/>
+          <w:bCs/>
+          <w:color w:val="4EA72E" w:themeColor="accent6"/>
+        </w:rPr>
+      </w:pPr>
+      <w:r>
+        <w:rPr>
+          <w:b/>
+          <w:bCs/>
+          <w:color w:val="4EA72E" w:themeColor="accent6"/>
+        </w:rPr>
+        <w:t xml:space="preserve">En copie : </w:t>
+      </w:r>
+      <w:r>
+        <w:rPr>
+          <w:color w:val="4EA72E" w:themeColor="accent6"/>
+        </w:rPr>
+        <w:t>l’équipe de la structure et les admin</w:t>
+      </w:r>
+      <w:r>
+        <w:rPr>
+          <w:color w:val="4EA72E" w:themeColor="accent6"/>
+        </w:rPr>
+        <w:t>s</w:t>
+      </w:r>
+      <w:r>
+        <w:rPr>
+          <w:color w:val="4EA72E" w:themeColor="accent6"/>
+        </w:rPr>
+        <w:t xml:space="preserve"> associés à la structure obligatoire d’office </w:t>
+      </w:r>
+    </w:p>
+    <w:p>
+      <w:pPr>
+        <w:rPr>
+          <w:b/>
+          <w:bCs/>
+          <w:color w:val="4EA72E" w:themeColor="accent6"/>
+        </w:rPr>
+      </w:pPr>
+      <w:r>
+        <w:rPr>
+          <w:b/>
+          <w:bCs/>
+          <w:color w:val="4EA72E" w:themeColor="accent6"/>
         </w:rPr>
         <w:t>Objet :</w:t>
       </w:r>
@@ -677,6 +881,7 @@
         <w:rPr>
           <w:b/>
           <w:bCs/>
+          <w:color w:val="4EA72E" w:themeColor="accent6"/>
         </w:rPr>
         <w:t xml:space="preserve"> Publication imminente : </w:t>
       </w:r>
@@ -684,6 +889,7 @@
         <w:rPr>
           <w:b/>
           <w:bCs/>
+          <w:color w:val="4EA72E" w:themeColor="accent6"/>
         </w:rPr>
         <w:t>{nom du produit}</w:t>
       </w:r>
@@ -693,255 +899,390 @@
         <w:rPr>
           <w:b/>
           <w:bCs/>
-        </w:rPr>
-      </w:pPr>
-      <w:r>
-        <w:rPr>
-          <w:b/>
-          <w:bCs/>
-        </w:rPr>
-        <w:t>[</w:t>
-      </w:r>
-      <w:proofErr w:type="gramStart"/>
-      <w:r>
-        <w:rPr>
-          <w:b/>
-          <w:bCs/>
-        </w:rPr>
-        <w:t>logo</w:t>
-      </w:r>
-      <w:proofErr w:type="gramEnd"/>
-      <w:r>
-        <w:rPr>
-          <w:b/>
-          <w:bCs/>
-        </w:rPr>
-        <w:t xml:space="preserve"> centré</w:t>
-      </w:r>
-      <w:r>
-        <w:rPr>
-          <w:b/>
-          <w:bCs/>
-        </w:rPr>
-        <w:t>]</w:t>
-      </w:r>
-    </w:p>
-    <w:p>
-      <w:r>
+          <w:color w:val="4EA72E" w:themeColor="accent6"/>
+        </w:rPr>
+      </w:pPr>
+      <w:r>
+        <w:rPr>
+          <w:b/>
+          <w:bCs/>
+          <w:color w:val="4EA72E" w:themeColor="accent6"/>
+        </w:rPr>
+        <w:t>[logo centré]</w:t>
+      </w:r>
+    </w:p>
+    <w:p>
+      <w:pPr>
+        <w:rPr>
+          <w:color w:val="4EA72E" w:themeColor="accent6"/>
+        </w:rPr>
+      </w:pPr>
+      <w:r>
+        <w:rPr>
+          <w:color w:val="4EA72E" w:themeColor="accent6"/>
+        </w:rPr>
+        <w:lastRenderedPageBreak/>
         <w:t>Bonjour </w:t>
       </w:r>
       <w:r>
         <w:rPr>
           <w:b/>
           <w:bCs/>
+          <w:color w:val="4EA72E" w:themeColor="accent6"/>
         </w:rPr>
         <w:t>{nom du point focal}</w:t>
       </w:r>
       <w:r>
+        <w:rPr>
+          <w:color w:val="4EA72E" w:themeColor="accent6"/>
+        </w:rPr>
         <w:br/>
       </w:r>
       <w:r>
+        <w:rPr>
+          <w:color w:val="4EA72E" w:themeColor="accent6"/>
+        </w:rPr>
         <w:br/>
         <w:t>Nous espérons que ce message vous trouve en bonne santé.</w:t>
       </w:r>
       <w:r>
+        <w:rPr>
+          <w:color w:val="4EA72E" w:themeColor="accent6"/>
+        </w:rPr>
         <w:br/>
       </w:r>
       <w:r>
         <w:rPr>
           <w:b/>
           <w:bCs/>
-        </w:rPr>
-        <w:t xml:space="preserve">[La </w:t>
-      </w:r>
-      <w:proofErr w:type="gramStart"/>
-      <w:r>
-        <w:rPr>
-          <w:b/>
-          <w:bCs/>
-        </w:rPr>
-        <w:t>publication]/</w:t>
-      </w:r>
-      <w:proofErr w:type="gramEnd"/>
-      <w:r>
-        <w:rPr>
-          <w:b/>
-          <w:bCs/>
-        </w:rPr>
-        <w:t>[l’indicateur]</w:t>
-      </w:r>
-      <w:r>
+          <w:color w:val="4EA72E" w:themeColor="accent6"/>
+        </w:rPr>
+        <w:t>[La publication]/[l’indicateur]</w:t>
+      </w:r>
+      <w:r>
+        <w:rPr>
+          <w:color w:val="4EA72E" w:themeColor="accent6"/>
+        </w:rPr>
         <w:t> </w:t>
       </w:r>
       <w:r>
         <w:rPr>
           <w:b/>
           <w:bCs/>
+          <w:color w:val="4EA72E" w:themeColor="accent6"/>
         </w:rPr>
         <w:t>{nom du produit}</w:t>
       </w:r>
       <w:r>
+        <w:rPr>
+          <w:color w:val="4EA72E" w:themeColor="accent6"/>
+        </w:rPr>
         <w:t>,</w:t>
       </w:r>
       <w:r>
+        <w:rPr>
+          <w:color w:val="4EA72E" w:themeColor="accent6"/>
+        </w:rPr>
         <w:t xml:space="preserve"> </w:t>
       </w:r>
       <w:r>
-        <w:t xml:space="preserve">couvrant la période </w:t>
-      </w:r>
-      <w:proofErr w:type="gramStart"/>
-      <w:r>
-        <w:t>d</w:t>
-      </w:r>
-      <w:r>
+        <w:rPr>
+          <w:color w:val="4EA72E" w:themeColor="accent6"/>
+        </w:rPr>
+        <w:t>couvrant la période d</w:t>
+      </w:r>
+      <w:r>
+        <w:rPr>
+          <w:color w:val="4EA72E" w:themeColor="accent6"/>
+        </w:rPr>
         <w:t>u</w:t>
       </w:r>
       <w:r>
-        <w:t> </w:t>
-      </w:r>
-      <w:r>
-        <w:t> </w:t>
-      </w:r>
-      <w:r>
-        <w:rPr>
-          <w:b/>
-          <w:bCs/>
-        </w:rPr>
-        <w:t>{</w:t>
-      </w:r>
-      <w:proofErr w:type="gramEnd"/>
-      <w:r>
-        <w:rPr>
-          <w:b/>
-          <w:bCs/>
-        </w:rPr>
-        <w:t>date de début de couverture}</w:t>
-      </w:r>
-      <w:r>
+        <w:rPr>
+          <w:color w:val="4EA72E" w:themeColor="accent6"/>
+        </w:rPr>
+        <w:t>  </w:t>
+      </w:r>
+      <w:r>
+        <w:rPr>
+          <w:b/>
+          <w:bCs/>
+          <w:color w:val="4EA72E" w:themeColor="accent6"/>
+        </w:rPr>
+        <w:t>{date de début de couverture}</w:t>
+      </w:r>
+      <w:r>
+        <w:rPr>
+          <w:color w:val="4EA72E" w:themeColor="accent6"/>
+        </w:rPr>
         <w:t> au </w:t>
       </w:r>
       <w:r>
         <w:rPr>
           <w:b/>
           <w:bCs/>
+          <w:color w:val="4EA72E" w:themeColor="accent6"/>
         </w:rPr>
         <w:t>{date de fin de couverture}</w:t>
       </w:r>
       <w:r>
-        <w:t xml:space="preserve">, </w:t>
-      </w:r>
-      <w:r>
-        <w:t>doit être publié</w:t>
-      </w:r>
-      <w:r>
+        <w:rPr>
+          <w:color w:val="4EA72E" w:themeColor="accent6"/>
+        </w:rPr>
+        <w:t>, doit être publié</w:t>
+      </w:r>
+      <w:r>
+        <w:rPr>
+          <w:color w:val="4EA72E" w:themeColor="accent6"/>
+        </w:rPr>
         <w:t>(</w:t>
       </w:r>
       <w:r>
+        <w:rPr>
+          <w:color w:val="4EA72E" w:themeColor="accent6"/>
+        </w:rPr>
         <w:t>e</w:t>
       </w:r>
       <w:r>
+        <w:rPr>
+          <w:color w:val="4EA72E" w:themeColor="accent6"/>
+        </w:rPr>
         <w:t>)</w:t>
       </w:r>
       <w:r>
+        <w:rPr>
+          <w:color w:val="4EA72E" w:themeColor="accent6"/>
+        </w:rPr>
         <w:t xml:space="preserve"> le </w:t>
       </w:r>
       <w:r>
         <w:rPr>
           <w:b/>
           <w:bCs/>
-        </w:rPr>
-        <w:t xml:space="preserve">{date de </w:t>
-      </w:r>
-      <w:proofErr w:type="gramStart"/>
-      <w:r>
-        <w:rPr>
-          <w:b/>
-          <w:bCs/>
-        </w:rPr>
-        <w:t>publication prévu</w:t>
-      </w:r>
-      <w:proofErr w:type="gramEnd"/>
-      <w:r>
-        <w:rPr>
-          <w:b/>
-          <w:bCs/>
-        </w:rPr>
-        <w:t>}</w:t>
-      </w:r>
-      <w:r>
+          <w:color w:val="4EA72E" w:themeColor="accent6"/>
+        </w:rPr>
+        <w:t>{date de publication prévu}</w:t>
+      </w:r>
+      <w:r>
+        <w:rPr>
+          <w:color w:val="4EA72E" w:themeColor="accent6"/>
+        </w:rPr>
         <w:t xml:space="preserve"> </w:t>
       </w:r>
       <w:r>
+        <w:rPr>
+          <w:color w:val="4EA72E" w:themeColor="accent6"/>
+        </w:rPr>
         <w:t xml:space="preserve">(dans </w:t>
       </w:r>
       <w:r>
         <w:rPr>
           <w:b/>
           <w:bCs/>
+          <w:color w:val="4EA72E" w:themeColor="accent6"/>
         </w:rPr>
         <w:t>{nombre de jour restant avant publication}</w:t>
       </w:r>
       <w:r>
+        <w:rPr>
+          <w:color w:val="4EA72E" w:themeColor="accent6"/>
+        </w:rPr>
         <w:t xml:space="preserve"> jour(s)).</w:t>
       </w:r>
       <w:r>
+        <w:rPr>
+          <w:color w:val="4EA72E" w:themeColor="accent6"/>
+        </w:rPr>
         <w:br/>
         <w:t xml:space="preserve">Nous vous prions de nous faire parvenir la publication dans les temps, afin de faciliter la prise en charge du document avant diffusion à la date </w:t>
       </w:r>
       <w:r>
+        <w:rPr>
+          <w:color w:val="4EA72E" w:themeColor="accent6"/>
+        </w:rPr>
         <w:t>spécifiée</w:t>
       </w:r>
       <w:r>
+        <w:rPr>
+          <w:color w:val="4EA72E" w:themeColor="accent6"/>
+        </w:rPr>
         <w:t>.</w:t>
       </w:r>
     </w:p>
     <w:p>
-      <w:r>
+      <w:pPr>
+        <w:rPr>
+          <w:color w:val="4EA72E" w:themeColor="accent6"/>
+        </w:rPr>
+      </w:pPr>
+      <w:r>
+        <w:rPr>
+          <w:color w:val="4EA72E" w:themeColor="accent6"/>
+        </w:rPr>
         <w:br/>
         <w:t>Cordialement.</w:t>
       </w:r>
     </w:p>
-    <w:p/>
-    <w:p>
-      <w:pPr>
-        <w:rPr>
-          <w:b/>
-          <w:bCs/>
-        </w:rPr>
-      </w:pPr>
-      <w:r>
-        <w:rPr>
-          <w:b/>
-          <w:bCs/>
-        </w:rPr>
-        <w:t>Modèle de mail de</w:t>
-      </w:r>
-      <w:r>
-        <w:rPr>
-          <w:b/>
-          <w:bCs/>
-        </w:rPr>
-        <w:t xml:space="preserve"> publication </w:t>
-      </w:r>
-      <w:r>
-        <w:rPr>
-          <w:b/>
-          <w:bCs/>
+    <w:p>
+      <w:pPr>
+        <w:rPr>
+          <w:color w:val="4EA72E" w:themeColor="accent6"/>
+        </w:rPr>
+      </w:pPr>
+    </w:p>
+    <w:p>
+      <w:pPr>
+        <w:rPr>
+          <w:b/>
+          <w:bCs/>
+          <w:color w:val="4EA72E" w:themeColor="accent6"/>
+        </w:rPr>
+      </w:pPr>
+      <w:r>
+        <w:rPr>
+          <w:b/>
+          <w:bCs/>
+          <w:color w:val="4EA72E" w:themeColor="accent6"/>
+        </w:rPr>
+        <w:t xml:space="preserve">Modèle de mail de publication </w:t>
+      </w:r>
+      <w:r>
+        <w:rPr>
+          <w:b/>
+          <w:bCs/>
+          <w:color w:val="4EA72E" w:themeColor="accent6"/>
         </w:rPr>
         <w:t>en retard</w:t>
       </w:r>
-    </w:p>
-    <w:p>
-      <w:pPr>
-        <w:rPr>
-          <w:b/>
-          <w:bCs/>
-        </w:rPr>
-      </w:pPr>
-      <w:r>
-        <w:rPr>
-          <w:b/>
-          <w:bCs/>
+      <w:r>
+        <w:rPr>
+          <w:b/>
+          <w:bCs/>
+          <w:color w:val="4EA72E" w:themeColor="accent6"/>
+        </w:rPr>
+        <w:t xml:space="preserve"> </w:t>
+      </w:r>
+    </w:p>
+    <w:p>
+      <w:pPr>
+        <w:rPr>
+          <w:color w:val="4EA72E" w:themeColor="accent6"/>
+        </w:rPr>
+      </w:pPr>
+      <w:r>
+        <w:rPr>
+          <w:b/>
+          <w:bCs/>
+          <w:color w:val="4EA72E" w:themeColor="accent6"/>
+        </w:rPr>
+        <w:t>(</w:t>
+      </w:r>
+      <w:r>
+        <w:rPr>
+          <w:color w:val="4EA72E" w:themeColor="accent6"/>
+        </w:rPr>
+        <w:t xml:space="preserve">Les messages De rappel de publication en retard sont envoyés </w:t>
+      </w:r>
+      <w:r>
+        <w:rPr>
+          <w:color w:val="4EA72E" w:themeColor="accent6"/>
+        </w:rPr>
+        <w:t>Chaque jours</w:t>
+      </w:r>
+      <w:r>
+        <w:rPr>
+          <w:color w:val="4EA72E" w:themeColor="accent6"/>
+        </w:rPr>
+        <w:t xml:space="preserve"> à partir de la date De diffusions dépassées. La ligne de ce calendrier de diffusion ou la date A été dépassé sera automatiquement Renseigné dans une base appelée base des publications en retard Le point focal pourra aller consulter cette bas Et ajouter les informations suivantes en cliquant sur la ligne de la publication en retard il devra dire Si la publication est en cours ce sera une liste déroulante Où il dira si la publication est en cours Si elle est non débutée Et pour chacune de ces options il devra donner un élément de justification Et donner une éventuelle prochaine date Des diffusions Une fois la prochaine de diffusion. Une fois ces informations renseignées les mails automatiques cesseront Pour le retard Jusqu'à ce que Si il n'a Respecter 2e date de diffusion renseignée les mails reprennent </w:t>
+      </w:r>
+      <w:r>
+        <w:rPr>
+          <w:color w:val="4EA72E" w:themeColor="accent6"/>
+        </w:rPr>
+        <w:t xml:space="preserve"> chaque</w:t>
+      </w:r>
+      <w:r>
+        <w:rPr>
+          <w:color w:val="4EA72E" w:themeColor="accent6"/>
+        </w:rPr>
+        <w:t xml:space="preserve"> jours Apr</w:t>
+      </w:r>
+      <w:r>
+        <w:rPr>
+          <w:color w:val="4EA72E" w:themeColor="accent6"/>
+        </w:rPr>
+        <w:t>è</w:t>
+      </w:r>
+      <w:r>
+        <w:rPr>
+          <w:color w:val="4EA72E" w:themeColor="accent6"/>
+        </w:rPr>
+        <w:t>s</w:t>
+      </w:r>
+      <w:r>
+        <w:rPr>
+          <w:color w:val="4EA72E" w:themeColor="accent6"/>
+        </w:rPr>
+        <w:t xml:space="preserve"> la date </w:t>
+      </w:r>
+      <w:proofErr w:type="spellStart"/>
+      <w:r>
+        <w:rPr>
+          <w:color w:val="4EA72E" w:themeColor="accent6"/>
+        </w:rPr>
+        <w:t>depassée</w:t>
+      </w:r>
+      <w:proofErr w:type="spellEnd"/>
+      <w:r>
+        <w:rPr>
+          <w:color w:val="4EA72E" w:themeColor="accent6"/>
+        </w:rPr>
+        <w:t>. L'admin pourra aussi voir les publications en retard Et envoyer des alertes Au point Focaux</w:t>
+      </w:r>
+      <w:r>
+        <w:rPr>
+          <w:color w:val="4EA72E" w:themeColor="accent6"/>
+        </w:rPr>
+        <w:t>)</w:t>
+      </w:r>
+    </w:p>
+    <w:p>
+      <w:pPr>
+        <w:spacing w:line="276" w:lineRule="auto"/>
+        <w:rPr>
+          <w:b/>
+          <w:bCs/>
+          <w:color w:val="4EA72E" w:themeColor="accent6"/>
+        </w:rPr>
+      </w:pPr>
+      <w:r>
+        <w:rPr>
+          <w:b/>
+          <w:bCs/>
+          <w:color w:val="4EA72E" w:themeColor="accent6"/>
+        </w:rPr>
+        <w:t xml:space="preserve">En copie : </w:t>
+      </w:r>
+      <w:r>
+        <w:rPr>
+          <w:color w:val="4EA72E" w:themeColor="accent6"/>
+        </w:rPr>
+        <w:t xml:space="preserve">l’équipe de la structure et les admins associés à la structure obligatoire d’office </w:t>
+      </w:r>
+    </w:p>
+    <w:p>
+      <w:pPr>
+        <w:rPr>
+          <w:b/>
+          <w:bCs/>
+          <w:color w:val="4EA72E" w:themeColor="accent6"/>
+        </w:rPr>
+      </w:pPr>
+      <w:r>
+        <w:rPr>
+          <w:b/>
+          <w:bCs/>
+          <w:color w:val="4EA72E" w:themeColor="accent6"/>
         </w:rPr>
         <w:t xml:space="preserve">Objet : Publication </w:t>
       </w:r>
@@ -949,6 +1290,7 @@
         <w:rPr>
           <w:b/>
           <w:bCs/>
+          <w:color w:val="4EA72E" w:themeColor="accent6"/>
         </w:rPr>
         <w:t>en retard</w:t>
       </w:r>
@@ -956,6 +1298,7 @@
         <w:rPr>
           <w:b/>
           <w:bCs/>
+          <w:color w:val="4EA72E" w:themeColor="accent6"/>
         </w:rPr>
         <w:t> : {nom du produit}</w:t>
       </w:r>
@@ -965,243 +1308,213 @@
         <w:rPr>
           <w:b/>
           <w:bCs/>
-        </w:rPr>
-      </w:pPr>
-      <w:r>
-        <w:rPr>
-          <w:b/>
-          <w:bCs/>
-        </w:rPr>
-        <w:t>[</w:t>
-      </w:r>
-      <w:proofErr w:type="gramStart"/>
-      <w:r>
-        <w:rPr>
-          <w:b/>
-          <w:bCs/>
-        </w:rPr>
-        <w:t>logo</w:t>
-      </w:r>
-      <w:proofErr w:type="gramEnd"/>
-      <w:r>
-        <w:rPr>
-          <w:b/>
-          <w:bCs/>
-        </w:rPr>
-        <w:t xml:space="preserve"> centré</w:t>
-      </w:r>
-      <w:r>
-        <w:rPr>
-          <w:b/>
-          <w:bCs/>
-        </w:rPr>
-        <w:t>]</w:t>
-      </w:r>
-    </w:p>
-    <w:p>
-      <w:pPr>
-        <w:rPr>
-          <w:b/>
-          <w:bCs/>
-        </w:rPr>
-      </w:pPr>
-    </w:p>
-    <w:p>
-      <w:r>
+          <w:color w:val="4EA72E" w:themeColor="accent6"/>
+        </w:rPr>
+      </w:pPr>
+      <w:r>
+        <w:rPr>
+          <w:b/>
+          <w:bCs/>
+          <w:color w:val="4EA72E" w:themeColor="accent6"/>
+        </w:rPr>
+        <w:t>[logo centré]</w:t>
+      </w:r>
+    </w:p>
+    <w:p>
+      <w:pPr>
+        <w:rPr>
+          <w:b/>
+          <w:bCs/>
+          <w:color w:val="4EA72E" w:themeColor="accent6"/>
+        </w:rPr>
+      </w:pPr>
+    </w:p>
+    <w:p>
+      <w:pPr>
+        <w:rPr>
+          <w:color w:val="4EA72E" w:themeColor="accent6"/>
+        </w:rPr>
+      </w:pPr>
+      <w:r>
+        <w:rPr>
+          <w:color w:val="4EA72E" w:themeColor="accent6"/>
+        </w:rPr>
         <w:t>Bonjour </w:t>
       </w:r>
       <w:r>
         <w:rPr>
           <w:b/>
           <w:bCs/>
+          <w:color w:val="4EA72E" w:themeColor="accent6"/>
         </w:rPr>
         <w:t>{nom du point focal}</w:t>
       </w:r>
       <w:r>
+        <w:rPr>
+          <w:color w:val="4EA72E" w:themeColor="accent6"/>
+        </w:rPr>
         <w:br/>
       </w:r>
       <w:r>
+        <w:rPr>
+          <w:color w:val="4EA72E" w:themeColor="accent6"/>
+        </w:rPr>
         <w:br/>
         <w:t>Nous espérons que ce message vous trouve en bonne santé.</w:t>
       </w:r>
       <w:r>
+        <w:rPr>
+          <w:color w:val="4EA72E" w:themeColor="accent6"/>
+        </w:rPr>
         <w:br/>
       </w:r>
       <w:r>
         <w:rPr>
           <w:b/>
           <w:bCs/>
-        </w:rPr>
-        <w:t xml:space="preserve">[La </w:t>
-      </w:r>
-      <w:proofErr w:type="gramStart"/>
-      <w:r>
-        <w:rPr>
-          <w:b/>
-          <w:bCs/>
-        </w:rPr>
-        <w:t>publication]/</w:t>
-      </w:r>
-      <w:proofErr w:type="gramEnd"/>
-      <w:r>
-        <w:rPr>
-          <w:b/>
-          <w:bCs/>
-        </w:rPr>
-        <w:t>[l’indicateur]</w:t>
-      </w:r>
-      <w:r>
+          <w:color w:val="4EA72E" w:themeColor="accent6"/>
+        </w:rPr>
+        <w:t>[La publication]/[l’indicateur]</w:t>
+      </w:r>
+      <w:r>
+        <w:rPr>
+          <w:color w:val="4EA72E" w:themeColor="accent6"/>
+        </w:rPr>
         <w:t> </w:t>
       </w:r>
       <w:r>
         <w:rPr>
           <w:b/>
           <w:bCs/>
+          <w:color w:val="4EA72E" w:themeColor="accent6"/>
         </w:rPr>
         <w:t>{nom du produit}</w:t>
       </w:r>
       <w:r>
-        <w:t>,</w:t>
-      </w:r>
-      <w:r>
+        <w:rPr>
+          <w:color w:val="4EA72E" w:themeColor="accent6"/>
+        </w:rPr>
+        <w:t>, couvrant la période du  </w:t>
+      </w:r>
+      <w:r>
+        <w:rPr>
+          <w:b/>
+          <w:bCs/>
+          <w:color w:val="4EA72E" w:themeColor="accent6"/>
+        </w:rPr>
+        <w:t>{date de début de couverture}</w:t>
+      </w:r>
+      <w:r>
+        <w:rPr>
+          <w:color w:val="4EA72E" w:themeColor="accent6"/>
+        </w:rPr>
+        <w:t> au </w:t>
+      </w:r>
+      <w:r>
+        <w:rPr>
+          <w:b/>
+          <w:bCs/>
+          <w:color w:val="4EA72E" w:themeColor="accent6"/>
+        </w:rPr>
+        <w:t>{date de fin de couverture}</w:t>
+      </w:r>
+      <w:r>
+        <w:rPr>
+          <w:color w:val="4EA72E" w:themeColor="accent6"/>
+        </w:rPr>
+        <w:t> devait être publié</w:t>
+      </w:r>
+      <w:r>
+        <w:rPr>
+          <w:color w:val="4EA72E" w:themeColor="accent6"/>
+        </w:rPr>
+        <w:t>(</w:t>
+      </w:r>
+      <w:r>
+        <w:rPr>
+          <w:color w:val="4EA72E" w:themeColor="accent6"/>
+        </w:rPr>
+        <w:t>e</w:t>
+      </w:r>
+      <w:r>
+        <w:rPr>
+          <w:color w:val="4EA72E" w:themeColor="accent6"/>
+        </w:rPr>
+        <w:t xml:space="preserve">) </w:t>
+      </w:r>
+      <w:r>
+        <w:rPr>
+          <w:color w:val="4EA72E" w:themeColor="accent6"/>
+        </w:rPr>
+        <w:t>le </w:t>
+      </w:r>
+      <w:r>
+        <w:rPr>
+          <w:b/>
+          <w:bCs/>
+          <w:color w:val="4EA72E" w:themeColor="accent6"/>
+        </w:rPr>
+        <w:t>{date de publication prévu}</w:t>
+      </w:r>
+      <w:r>
+        <w:rPr>
+          <w:b/>
+          <w:bCs/>
+          <w:color w:val="4EA72E" w:themeColor="accent6"/>
+        </w:rPr>
         <w:t xml:space="preserve"> </w:t>
       </w:r>
       <w:r>
-        <w:t xml:space="preserve">couvrant la période </w:t>
-      </w:r>
-      <w:proofErr w:type="gramStart"/>
-      <w:r>
-        <w:t>d</w:t>
-      </w:r>
-      <w:r>
-        <w:t>u</w:t>
-      </w:r>
-      <w:r>
-        <w:t> </w:t>
-      </w:r>
-      <w:r>
-        <w:t> </w:t>
-      </w:r>
-      <w:r>
-        <w:rPr>
-          <w:b/>
-          <w:bCs/>
-        </w:rPr>
-        <w:t>{</w:t>
-      </w:r>
-      <w:proofErr w:type="gramEnd"/>
-      <w:r>
-        <w:rPr>
-          <w:b/>
-          <w:bCs/>
-        </w:rPr>
-        <w:t>date de début de couverture}</w:t>
-      </w:r>
-      <w:r>
-        <w:t> au </w:t>
-      </w:r>
-      <w:r>
-        <w:rPr>
-          <w:b/>
-          <w:bCs/>
-        </w:rPr>
-        <w:t>{date de fin de couverture}</w:t>
-      </w:r>
-      <w:r>
-        <w:t> devait être publié</w:t>
-      </w:r>
-      <w:r>
-        <w:t>(</w:t>
-      </w:r>
-      <w:r>
-        <w:t>e</w:t>
-      </w:r>
-      <w:r>
-        <w:t xml:space="preserve">) </w:t>
-      </w:r>
-      <w:r>
-        <w:t>le </w:t>
-      </w:r>
-      <w:r>
-        <w:rPr>
-          <w:b/>
-          <w:bCs/>
-        </w:rPr>
-        <w:t xml:space="preserve">{date de </w:t>
-      </w:r>
-      <w:proofErr w:type="gramStart"/>
-      <w:r>
-        <w:rPr>
-          <w:b/>
-          <w:bCs/>
-        </w:rPr>
-        <w:t>publication prévu</w:t>
-      </w:r>
-      <w:proofErr w:type="gramEnd"/>
-      <w:r>
-        <w:rPr>
-          <w:b/>
-          <w:bCs/>
-        </w:rPr>
-        <w:t>}</w:t>
-      </w:r>
-      <w:r>
-        <w:rPr>
-          <w:b/>
-          <w:bCs/>
+        <w:rPr>
+          <w:color w:val="4EA72E" w:themeColor="accent6"/>
+        </w:rPr>
+        <w:t xml:space="preserve">elle accuse un retard de </w:t>
+      </w:r>
+      <w:r>
+        <w:rPr>
+          <w:color w:val="4EA72E" w:themeColor="accent6"/>
         </w:rPr>
         <w:t xml:space="preserve"> </w:t>
       </w:r>
       <w:r>
-        <w:t xml:space="preserve">elle accuse un retard </w:t>
-      </w:r>
-      <w:proofErr w:type="gramStart"/>
-      <w:r>
-        <w:t xml:space="preserve">de </w:t>
-      </w:r>
-      <w:r>
-        <w:t xml:space="preserve"> </w:t>
-      </w:r>
-      <w:r>
-        <w:rPr>
-          <w:b/>
-          <w:bCs/>
-        </w:rPr>
-        <w:t>{</w:t>
-      </w:r>
-      <w:proofErr w:type="gramEnd"/>
-      <w:r>
-        <w:rPr>
-          <w:b/>
-          <w:bCs/>
-        </w:rPr>
-        <w:t xml:space="preserve">nombre de jours de </w:t>
-      </w:r>
-      <w:proofErr w:type="gramStart"/>
-      <w:r>
-        <w:rPr>
-          <w:b/>
-          <w:bCs/>
-        </w:rPr>
-        <w:t>retards}</w:t>
-      </w:r>
-      <w:r>
+        <w:rPr>
+          <w:b/>
+          <w:bCs/>
+          <w:color w:val="4EA72E" w:themeColor="accent6"/>
+        </w:rPr>
+        <w:t>{nombre de jours de retards}</w:t>
+      </w:r>
+      <w:r>
+        <w:rPr>
+          <w:color w:val="4EA72E" w:themeColor="accent6"/>
+        </w:rPr>
         <w:t xml:space="preserve">  </w:t>
       </w:r>
       <w:r>
-        <w:t>jour</w:t>
-      </w:r>
-      <w:proofErr w:type="gramEnd"/>
-      <w:r>
-        <w:t>(s).</w:t>
-      </w:r>
-      <w:r>
+        <w:rPr>
+          <w:color w:val="4EA72E" w:themeColor="accent6"/>
+        </w:rPr>
+        <w:t>jour(s).</w:t>
+      </w:r>
+      <w:r>
+        <w:rPr>
+          <w:color w:val="4EA72E" w:themeColor="accent6"/>
+        </w:rPr>
         <w:br/>
         <w:t>Nous vous prions de nous faire parvenir la publication au plus vite, afin de faciliter la prise en charge du document avant diffusion à la date spécifiée.</w:t>
       </w:r>
     </w:p>
     <w:p>
-      <w:r>
+      <w:pPr>
+        <w:rPr>
+          <w:color w:val="4EA72E" w:themeColor="accent6"/>
+        </w:rPr>
+      </w:pPr>
+      <w:r>
+        <w:rPr>
+          <w:color w:val="4EA72E" w:themeColor="accent6"/>
+        </w:rPr>
+        <w:lastRenderedPageBreak/>
         <w:br/>
         <w:t>Cordialement.</w:t>
       </w:r>
@@ -1209,9 +1522,528 @@
     <w:p>
       <w:pPr>
         <w:spacing w:line="276" w:lineRule="auto"/>
-      </w:pPr>
+        <w:rPr>
+          <w:color w:val="4EA72E" w:themeColor="accent6"/>
+        </w:rPr>
+      </w:pPr>
+    </w:p>
+    <w:p>
+      <w:pPr>
+        <w:spacing w:line="276" w:lineRule="auto"/>
+        <w:rPr>
+          <w:color w:val="4EA72E" w:themeColor="accent6"/>
+        </w:rPr>
+      </w:pPr>
+      <w:r>
+        <w:rPr>
+          <w:color w:val="4EA72E" w:themeColor="accent6"/>
+        </w:rPr>
+        <w:t># AUTRES INSTRUCTION</w:t>
+      </w:r>
+    </w:p>
+    <w:p>
+      <w:pPr>
+        <w:spacing w:line="276" w:lineRule="auto"/>
+        <w:rPr>
+          <w:color w:val="4EA72E" w:themeColor="accent6"/>
+        </w:rPr>
+      </w:pPr>
+    </w:p>
+    <w:p>
+      <w:pPr>
+        <w:pStyle w:val="Paragraphedeliste"/>
+        <w:numPr>
+          <w:ilvl w:val="0"/>
+          <w:numId w:val="3"/>
+        </w:numPr>
+        <w:spacing w:line="276" w:lineRule="auto"/>
+        <w:rPr>
+          <w:color w:val="4EA72E" w:themeColor="accent6"/>
+        </w:rPr>
+      </w:pPr>
+      <w:r>
+        <w:rPr>
+          <w:color w:val="4EA72E" w:themeColor="accent6"/>
+        </w:rPr>
+        <w:t xml:space="preserve">le super admin doit pouvoir donne la permission </w:t>
+      </w:r>
+      <w:r>
+        <w:rPr>
+          <w:color w:val="4EA72E" w:themeColor="accent6"/>
+        </w:rPr>
+        <w:t>à l’utilisateur</w:t>
+      </w:r>
+      <w:r>
+        <w:rPr>
+          <w:color w:val="4EA72E" w:themeColor="accent6"/>
+        </w:rPr>
+        <w:t xml:space="preserve"> de confirmer la mise en ligne d'un indicateur ou d'une publication, lors de la création de l'utilisateur ou </w:t>
+      </w:r>
+      <w:r>
+        <w:rPr>
+          <w:color w:val="4EA72E" w:themeColor="accent6"/>
+        </w:rPr>
+        <w:t>après</w:t>
+      </w:r>
+      <w:r>
+        <w:rPr>
+          <w:color w:val="4EA72E" w:themeColor="accent6"/>
+        </w:rPr>
+        <w:t xml:space="preserve"> l'avoir </w:t>
+      </w:r>
+      <w:proofErr w:type="spellStart"/>
+      <w:r>
+        <w:rPr>
+          <w:color w:val="4EA72E" w:themeColor="accent6"/>
+        </w:rPr>
+        <w:t>déja</w:t>
+      </w:r>
+      <w:proofErr w:type="spellEnd"/>
+      <w:r>
+        <w:rPr>
+          <w:color w:val="4EA72E" w:themeColor="accent6"/>
+        </w:rPr>
+        <w:t xml:space="preserve"> </w:t>
+      </w:r>
+      <w:proofErr w:type="spellStart"/>
+      <w:r>
+        <w:rPr>
+          <w:color w:val="4EA72E" w:themeColor="accent6"/>
+        </w:rPr>
+        <w:t>creer</w:t>
+      </w:r>
+      <w:proofErr w:type="spellEnd"/>
+      <w:r>
+        <w:rPr>
+          <w:color w:val="4EA72E" w:themeColor="accent6"/>
+        </w:rPr>
+        <w:t>.</w:t>
+      </w:r>
+    </w:p>
+    <w:p>
+      <w:pPr>
+        <w:pStyle w:val="Paragraphedeliste"/>
+        <w:numPr>
+          <w:ilvl w:val="0"/>
+          <w:numId w:val="3"/>
+        </w:numPr>
+        <w:spacing w:line="276" w:lineRule="auto"/>
+        <w:rPr>
+          <w:color w:val="4EA72E" w:themeColor="accent6"/>
+        </w:rPr>
+      </w:pPr>
+      <w:r>
+        <w:rPr>
+          <w:color w:val="4EA72E" w:themeColor="accent6"/>
+        </w:rPr>
+        <w:t xml:space="preserve">La </w:t>
+      </w:r>
+      <w:r>
+        <w:rPr>
+          <w:color w:val="4EA72E" w:themeColor="accent6"/>
+        </w:rPr>
+        <w:t>B</w:t>
+      </w:r>
+      <w:r>
+        <w:rPr>
+          <w:color w:val="4EA72E" w:themeColor="accent6"/>
+        </w:rPr>
+        <w:t>ar des onglets dont resté statique et ne doit pas défiler</w:t>
+      </w:r>
+    </w:p>
+    <w:p>
+      <w:pPr>
+        <w:pStyle w:val="Paragraphedeliste"/>
+        <w:spacing w:line="276" w:lineRule="auto"/>
+        <w:rPr>
+          <w:color w:val="4EA72E" w:themeColor="accent6"/>
+        </w:rPr>
+      </w:pPr>
+    </w:p>
+    <w:p>
+      <w:pPr>
+        <w:rPr>
+          <w:color w:val="4EA72E" w:themeColor="accent6"/>
+        </w:rPr>
+      </w:pPr>
+      <w:r>
+        <w:rPr>
+          <w:color w:val="4EA72E" w:themeColor="accent6"/>
+        </w:rPr>
+        <w:t>Agis comme un expert en UX/UI design et développement d’applications web SaaS.</w:t>
+      </w:r>
+    </w:p>
+    <w:p>
+      <w:pPr>
+        <w:rPr>
+          <w:color w:val="4EA72E" w:themeColor="accent6"/>
+        </w:rPr>
+      </w:pPr>
+      <w:r>
+        <w:rPr>
+          <w:color w:val="4EA72E" w:themeColor="accent6"/>
+        </w:rPr>
+        <w:t>Voici les exigences :</w:t>
+      </w:r>
+    </w:p>
+    <w:p>
+      <w:pPr>
+        <w:numPr>
+          <w:ilvl w:val="0"/>
+          <w:numId w:val="4"/>
+        </w:numPr>
+        <w:rPr>
+          <w:color w:val="4EA72E" w:themeColor="accent6"/>
+        </w:rPr>
+      </w:pPr>
+      <w:r>
+        <w:rPr>
+          <w:color w:val="4EA72E" w:themeColor="accent6"/>
+        </w:rPr>
+        <w:t>Lors de la première connexion, le super admin doit renseigner sa structure (organisation) et son pays. Ces informations doivent être modifiables dans son profil.</w:t>
+      </w:r>
+    </w:p>
+    <w:p>
+      <w:pPr>
+        <w:numPr>
+          <w:ilvl w:val="0"/>
+          <w:numId w:val="4"/>
+        </w:numPr>
+        <w:rPr>
+          <w:color w:val="4EA72E" w:themeColor="accent6"/>
+        </w:rPr>
+      </w:pPr>
+      <w:r>
+        <w:rPr>
+          <w:color w:val="4EA72E" w:themeColor="accent6"/>
+        </w:rPr>
+        <w:t>Le site possède un logo par défaut. Le super admin doit pouvoir :</w:t>
+      </w:r>
+    </w:p>
+    <w:p>
+      <w:pPr>
+        <w:numPr>
+          <w:ilvl w:val="0"/>
+          <w:numId w:val="5"/>
+        </w:numPr>
+        <w:rPr>
+          <w:color w:val="4EA72E" w:themeColor="accent6"/>
+        </w:rPr>
+      </w:pPr>
+      <w:r>
+        <w:rPr>
+          <w:color w:val="4EA72E" w:themeColor="accent6"/>
+        </w:rPr>
+        <w:t>téléverser son propre logo</w:t>
+      </w:r>
+    </w:p>
+    <w:p>
+      <w:pPr>
+        <w:numPr>
+          <w:ilvl w:val="0"/>
+          <w:numId w:val="5"/>
+        </w:numPr>
+        <w:rPr>
+          <w:color w:val="4EA72E" w:themeColor="accent6"/>
+        </w:rPr>
+      </w:pPr>
+      <w:r>
+        <w:rPr>
+          <w:color w:val="4EA72E" w:themeColor="accent6"/>
+        </w:rPr>
+        <w:t>remplacer dynamiquement le logo existant</w:t>
+      </w:r>
+    </w:p>
+    <w:p>
+      <w:pPr>
+        <w:numPr>
+          <w:ilvl w:val="0"/>
+          <w:numId w:val="5"/>
+        </w:numPr>
+        <w:rPr>
+          <w:color w:val="4EA72E" w:themeColor="accent6"/>
+        </w:rPr>
+      </w:pPr>
+      <w:r>
+        <w:rPr>
+          <w:color w:val="4EA72E" w:themeColor="accent6"/>
+        </w:rPr>
+        <w:t>voir un aperçu en temps réel</w:t>
+      </w:r>
+    </w:p>
+    <w:p>
+      <w:pPr>
+        <w:rPr>
+          <w:color w:val="4EA72E" w:themeColor="accent6"/>
+        </w:rPr>
+      </w:pPr>
+      <w:r>
+        <w:rPr>
+          <w:color w:val="4EA72E" w:themeColor="accent6"/>
+        </w:rPr>
+        <w:t>Après chargement du logo, le système doit automatiquement adapter le design du site en extrayant une palette de couleurs (couleur principale, secondaire, boutons, arrière-plan).</w:t>
+      </w:r>
+    </w:p>
+    <w:p>
+      <w:pPr>
+        <w:numPr>
+          <w:ilvl w:val="0"/>
+          <w:numId w:val="6"/>
+        </w:numPr>
+        <w:rPr>
+          <w:color w:val="4EA72E" w:themeColor="accent6"/>
+        </w:rPr>
+      </w:pPr>
+      <w:r>
+        <w:rPr>
+          <w:color w:val="4EA72E" w:themeColor="accent6"/>
+        </w:rPr>
+        <w:t>Le slogan par défaut "Calendrier de diffusion statistique" doit être modifiable librement par le super admin avec aperçu instantané.</w:t>
+      </w:r>
+    </w:p>
+    <w:p>
+      <w:pPr>
+        <w:numPr>
+          <w:ilvl w:val="0"/>
+          <w:numId w:val="6"/>
+        </w:numPr>
+        <w:rPr>
+          <w:color w:val="4EA72E" w:themeColor="accent6"/>
+        </w:rPr>
+      </w:pPr>
+      <w:r>
+        <w:rPr>
+          <w:color w:val="4EA72E" w:themeColor="accent6"/>
+        </w:rPr>
+        <w:t>Créer une section "Apparence" dans le profil admin permettant :</w:t>
+      </w:r>
+    </w:p>
+    <w:p>
+      <w:pPr>
+        <w:numPr>
+          <w:ilvl w:val="0"/>
+          <w:numId w:val="7"/>
+        </w:numPr>
+        <w:rPr>
+          <w:color w:val="4EA72E" w:themeColor="accent6"/>
+        </w:rPr>
+      </w:pPr>
+      <w:r>
+        <w:rPr>
+          <w:color w:val="4EA72E" w:themeColor="accent6"/>
+        </w:rPr>
+        <w:t>de choisir les couleurs (principal, secondaire, fond, boutons)</w:t>
+      </w:r>
+    </w:p>
+    <w:p>
+      <w:pPr>
+        <w:numPr>
+          <w:ilvl w:val="0"/>
+          <w:numId w:val="7"/>
+        </w:numPr>
+        <w:rPr>
+          <w:color w:val="4EA72E" w:themeColor="accent6"/>
+        </w:rPr>
+      </w:pPr>
+      <w:r>
+        <w:rPr>
+          <w:color w:val="4EA72E" w:themeColor="accent6"/>
+        </w:rPr>
+        <w:t>d’activer un mode automatique basé sur le logo ou un mode manuel</w:t>
+      </w:r>
+    </w:p>
+    <w:p>
+      <w:pPr>
+        <w:numPr>
+          <w:ilvl w:val="0"/>
+          <w:numId w:val="7"/>
+        </w:numPr>
+        <w:rPr>
+          <w:color w:val="4EA72E" w:themeColor="accent6"/>
+        </w:rPr>
+      </w:pPr>
+      <w:r>
+        <w:rPr>
+          <w:color w:val="4EA72E" w:themeColor="accent6"/>
+        </w:rPr>
+        <w:t xml:space="preserve">de sélectionner la typographie (Google Fonts ou équivalent) avec </w:t>
+      </w:r>
+      <w:proofErr w:type="spellStart"/>
+      <w:r>
+        <w:rPr>
+          <w:color w:val="4EA72E" w:themeColor="accent6"/>
+        </w:rPr>
+        <w:t>preview</w:t>
+      </w:r>
+      <w:proofErr w:type="spellEnd"/>
+    </w:p>
+    <w:p>
+      <w:pPr>
+        <w:numPr>
+          <w:ilvl w:val="0"/>
+          <w:numId w:val="7"/>
+        </w:numPr>
+        <w:rPr>
+          <w:color w:val="4EA72E" w:themeColor="accent6"/>
+        </w:rPr>
+      </w:pPr>
+      <w:r>
+        <w:rPr>
+          <w:color w:val="4EA72E" w:themeColor="accent6"/>
+        </w:rPr>
+        <w:t>de personnaliser le style UI (moderne, classique, minimaliste)</w:t>
+      </w:r>
+    </w:p>
+    <w:p>
+      <w:pPr>
+        <w:numPr>
+          <w:ilvl w:val="0"/>
+          <w:numId w:val="7"/>
+        </w:numPr>
+        <w:rPr>
+          <w:color w:val="4EA72E" w:themeColor="accent6"/>
+        </w:rPr>
+      </w:pPr>
+      <w:r>
+        <w:rPr>
+          <w:color w:val="4EA72E" w:themeColor="accent6"/>
+        </w:rPr>
+        <w:t>d’ajuster les espacements, bordures et arrondis</w:t>
+      </w:r>
+    </w:p>
+    <w:p>
+      <w:pPr>
+        <w:numPr>
+          <w:ilvl w:val="0"/>
+          <w:numId w:val="7"/>
+        </w:numPr>
+        <w:rPr>
+          <w:color w:val="4EA72E" w:themeColor="accent6"/>
+        </w:rPr>
+      </w:pPr>
+      <w:r>
+        <w:rPr>
+          <w:color w:val="4EA72E" w:themeColor="accent6"/>
+        </w:rPr>
+        <w:t>d’activer un mode sombre/clair</w:t>
+      </w:r>
+    </w:p>
+    <w:p>
+      <w:pPr>
+        <w:numPr>
+          <w:ilvl w:val="0"/>
+          <w:numId w:val="8"/>
+        </w:numPr>
+        <w:rPr>
+          <w:color w:val="4EA72E" w:themeColor="accent6"/>
+        </w:rPr>
+      </w:pPr>
+      <w:r>
+        <w:rPr>
+          <w:color w:val="4EA72E" w:themeColor="accent6"/>
+        </w:rPr>
+        <w:lastRenderedPageBreak/>
+        <w:t xml:space="preserve">Toutes les modifications doivent être visibles en temps réel (live </w:t>
+      </w:r>
+      <w:proofErr w:type="spellStart"/>
+      <w:r>
+        <w:rPr>
+          <w:color w:val="4EA72E" w:themeColor="accent6"/>
+        </w:rPr>
+        <w:t>preview</w:t>
+      </w:r>
+      <w:proofErr w:type="spellEnd"/>
+      <w:r>
+        <w:rPr>
+          <w:color w:val="4EA72E" w:themeColor="accent6"/>
+        </w:rPr>
+        <w:t>), simples à utiliser, avec :</w:t>
+      </w:r>
+    </w:p>
+    <w:p>
+      <w:pPr>
+        <w:numPr>
+          <w:ilvl w:val="0"/>
+          <w:numId w:val="9"/>
+        </w:numPr>
+        <w:rPr>
+          <w:color w:val="4EA72E" w:themeColor="accent6"/>
+        </w:rPr>
+      </w:pPr>
+      <w:r>
+        <w:rPr>
+          <w:color w:val="4EA72E" w:themeColor="accent6"/>
+        </w:rPr>
+        <w:t>un bouton "Enregistrer"</w:t>
+      </w:r>
+    </w:p>
+    <w:p>
+      <w:pPr>
+        <w:numPr>
+          <w:ilvl w:val="0"/>
+          <w:numId w:val="9"/>
+        </w:numPr>
+        <w:rPr>
+          <w:color w:val="4EA72E" w:themeColor="accent6"/>
+        </w:rPr>
+      </w:pPr>
+      <w:r>
+        <w:rPr>
+          <w:color w:val="4EA72E" w:themeColor="accent6"/>
+        </w:rPr>
+        <w:t>un bouton "Réinitialiser par défaut"</w:t>
+      </w:r>
+    </w:p>
+    <w:p>
+      <w:pPr>
+        <w:numPr>
+          <w:ilvl w:val="0"/>
+          <w:numId w:val="10"/>
+        </w:numPr>
+        <w:rPr>
+          <w:color w:val="4EA72E" w:themeColor="accent6"/>
+        </w:rPr>
+      </w:pPr>
+      <w:r>
+        <w:rPr>
+          <w:color w:val="4EA72E" w:themeColor="accent6"/>
+        </w:rPr>
+        <w:t xml:space="preserve">Inspire-toi des meilleures pratiques UX/UI des plateformes modernes (CMS, outils no-code, </w:t>
+      </w:r>
+      <w:proofErr w:type="spellStart"/>
+      <w:r>
+        <w:rPr>
+          <w:color w:val="4EA72E" w:themeColor="accent6"/>
+        </w:rPr>
+        <w:t>dashboards</w:t>
+      </w:r>
+      <w:proofErr w:type="spellEnd"/>
+      <w:r>
+        <w:rPr>
+          <w:color w:val="4EA72E" w:themeColor="accent6"/>
+        </w:rPr>
+        <w:t xml:space="preserve"> SaaS) pour proposer une interface intuitive, élégante et cohérente.</w:t>
+      </w:r>
+    </w:p>
+    <w:p>
+      <w:pPr>
+        <w:rPr>
+          <w:color w:val="4EA72E" w:themeColor="accent6"/>
+        </w:rPr>
+      </w:pPr>
+      <w:r>
+        <w:rPr>
+          <w:color w:val="4EA72E" w:themeColor="accent6"/>
+        </w:rPr>
+        <w:t>Objectif : permettre au super admin d’adapter facilement le site à sa charte graphique pour améliorer l’ergonomie et l’identité visuelle.</w:t>
+      </w:r>
     </w:p>
     <w:p/>
+    <w:p>
+      <w:r>
+        <w:t>Lorsqu’on génère une  calendrier, le système ne doit pas supprimer les lignes du calendrier afin d’en insérer d’autre, il doit conserver les ligne du calendrier, vérifier la conformité des ligne qu’il veut insérer avec les ligne qui existe déjà en vérifiant le nom de la publication ou de l’indicateur et  les date de couverture, si il y a conformité les lignes conformes son mise à jours si  de nouvelle ligne son insérer dans le calendrier.</w:t>
+      </w:r>
+    </w:p>
     <w:sectPr>
       <w:pgSz w:w="11906" w:h="16838"/>
       <w:pgMar w:top="1417" w:right="1417" w:bottom="1417" w:left="1417" w:header="708" w:footer="708" w:gutter="0"/>
@@ -1225,6 +2057,345 @@
 <file path=word/numbering.xml><?xml version="1.0" encoding="utf-8"?>
 <w:numbering xmlns:wpc="http://schemas.microsoft.com/office/word/2010/wordprocessingCanvas" xmlns:cx="http://schemas.microsoft.com/office/drawing/2014/chartex" xmlns:cx1="http://schemas.microsoft.com/office/drawing/2015/9/8/chartex" xmlns:cx2="http://schemas.microsoft.com/office/drawing/2015/10/21/chartex" xmlns:cx3="http://schemas.microsoft.com/office/drawing/2016/5/9/chartex" xmlns:cx4="http://schemas.microsoft.com/office/drawing/2016/5/10/chartex" xmlns:cx5="http://schemas.microsoft.com/office/drawing/2016/5/11/chartex" xmlns:cx6="http://schemas.microsoft.com/office/drawing/2016/5/12/chartex" xmlns:cx7="http://schemas.microsoft.com/office/drawing/2016/5/13/chartex" xmlns:cx8="http://schemas.microsoft.com/office/drawing/2016/5/14/chartex" xmlns:mc="http://schemas.openxmlformats.org/markup-compatibility/2006" xmlns:aink="http://schemas.microsoft.com/office/drawing/2016/ink" xmlns:am3d="http://schemas.microsoft.com/office/drawing/2017/model3d" xmlns:o="urn:schemas-microsoft-com:office:office" xmlns:oel="http://schemas.microsoft.com/office/2019/extlst" xmlns:r="http://schemas.openxmlformats.org/officeDocument/2006/relationships" xmlns:m="http://schemas.openxmlformats.org/officeDocument/2006/math" xmlns:v="urn:schemas-microsoft-com:vml" xmlns:wp14="http://schemas.microsoft.com/office/word/2010/wordprocessingDrawing" xmlns:wp="http://schemas.openxmlformats.org/drawingml/2006/wordprocessingDrawing" xmlns:w10="urn:schemas-microsoft-com:office:word" xmlns:w="http://schemas.openxmlformats.org/wordprocessingml/2006/main" xmlns:w14="http://schemas.microsoft.com/office/word/2010/wordml" xmlns:w15="http://schemas.microsoft.com/office/word/2012/wordml" xmlns:w16cei="http://schemas.microsoft.com/office/word/2026/wordml/cei" xmlns:w16cex="http://schemas.microsoft.com/office/word/2018/wordml/cex" xmlns:w16cid="http://schemas.microsoft.com/office/word/2016/wordml/cid" xmlns:w16="http://schemas.microsoft.com/office/word/2018/wordml" xmlns:w16du="http://schemas.microsoft.com/office/word/2023/wordml/word16du" xmlns:w16sdtdh="http://schemas.microsoft.com/office/word/2020/wordml/sdtdatahash" xmlns:w16sdtfl="http://schemas.microsoft.com/office/word/2024/wordml/sdtformatlock" xmlns:w16se="http://schemas.microsoft.com/office/word/2015/wordml/symex" xmlns:wpg="http://schemas.microsoft.com/office/word/2010/wordprocessingGroup" xmlns:wpi="http://schemas.microsoft.com/office/word/2010/wordprocessingInk" xmlns:wne="http://schemas.microsoft.com/office/word/2006/wordml" xmlns:wps="http://schemas.microsoft.com/office/word/2010/wordprocessingShape" mc:Ignorable="w14 w15 w16se w16cid w16 w16cex w16sdtdh w16sdtfl w16du wp14">
   <w:abstractNum w:abstractNumId="0" w15:restartNumberingAfterBreak="0">
+    <w:nsid w:val="00AA3ABF"/>
+    <w:multiLevelType w:val="multilevel"/>
+    <w:tmpl w:val="CB389BB6"/>
+    <w:lvl w:ilvl="0">
+      <w:start w:val="5"/>
+      <w:numFmt w:val="decimal"/>
+      <w:lvlText w:val="%1."/>
+      <w:lvlJc w:val="left"/>
+      <w:pPr>
+        <w:tabs>
+          <w:tab w:val="num" w:pos="720"/>
+        </w:tabs>
+        <w:ind w:left="720" w:hanging="360"/>
+      </w:pPr>
+    </w:lvl>
+    <w:lvl w:ilvl="1" w:tentative="1">
+      <w:start w:val="1"/>
+      <w:numFmt w:val="decimal"/>
+      <w:lvlText w:val="%2."/>
+      <w:lvlJc w:val="left"/>
+      <w:pPr>
+        <w:tabs>
+          <w:tab w:val="num" w:pos="1440"/>
+        </w:tabs>
+        <w:ind w:left="1440" w:hanging="360"/>
+      </w:pPr>
+    </w:lvl>
+    <w:lvl w:ilvl="2" w:tentative="1">
+      <w:start w:val="1"/>
+      <w:numFmt w:val="decimal"/>
+      <w:lvlText w:val="%3."/>
+      <w:lvlJc w:val="left"/>
+      <w:pPr>
+        <w:tabs>
+          <w:tab w:val="num" w:pos="2160"/>
+        </w:tabs>
+        <w:ind w:left="2160" w:hanging="360"/>
+      </w:pPr>
+    </w:lvl>
+    <w:lvl w:ilvl="3" w:tentative="1">
+      <w:start w:val="1"/>
+      <w:numFmt w:val="decimal"/>
+      <w:lvlText w:val="%4."/>
+      <w:lvlJc w:val="left"/>
+      <w:pPr>
+        <w:tabs>
+          <w:tab w:val="num" w:pos="2880"/>
+        </w:tabs>
+        <w:ind w:left="2880" w:hanging="360"/>
+      </w:pPr>
+    </w:lvl>
+    <w:lvl w:ilvl="4" w:tentative="1">
+      <w:start w:val="1"/>
+      <w:numFmt w:val="decimal"/>
+      <w:lvlText w:val="%5."/>
+      <w:lvlJc w:val="left"/>
+      <w:pPr>
+        <w:tabs>
+          <w:tab w:val="num" w:pos="3600"/>
+        </w:tabs>
+        <w:ind w:left="3600" w:hanging="360"/>
+      </w:pPr>
+    </w:lvl>
+    <w:lvl w:ilvl="5" w:tentative="1">
+      <w:start w:val="1"/>
+      <w:numFmt w:val="decimal"/>
+      <w:lvlText w:val="%6."/>
+      <w:lvlJc w:val="left"/>
+      <w:pPr>
+        <w:tabs>
+          <w:tab w:val="num" w:pos="4320"/>
+        </w:tabs>
+        <w:ind w:left="4320" w:hanging="360"/>
+      </w:pPr>
+    </w:lvl>
+    <w:lvl w:ilvl="6" w:tentative="1">
+      <w:start w:val="1"/>
+      <w:numFmt w:val="decimal"/>
+      <w:lvlText w:val="%7."/>
+      <w:lvlJc w:val="left"/>
+      <w:pPr>
+        <w:tabs>
+          <w:tab w:val="num" w:pos="5040"/>
+        </w:tabs>
+        <w:ind w:left="5040" w:hanging="360"/>
+      </w:pPr>
+    </w:lvl>
+    <w:lvl w:ilvl="7" w:tentative="1">
+      <w:start w:val="1"/>
+      <w:numFmt w:val="decimal"/>
+      <w:lvlText w:val="%8."/>
+      <w:lvlJc w:val="left"/>
+      <w:pPr>
+        <w:tabs>
+          <w:tab w:val="num" w:pos="5760"/>
+        </w:tabs>
+        <w:ind w:left="5760" w:hanging="360"/>
+      </w:pPr>
+    </w:lvl>
+    <w:lvl w:ilvl="8" w:tentative="1">
+      <w:start w:val="1"/>
+      <w:numFmt w:val="decimal"/>
+      <w:lvlText w:val="%9."/>
+      <w:lvlJc w:val="left"/>
+      <w:pPr>
+        <w:tabs>
+          <w:tab w:val="num" w:pos="6480"/>
+        </w:tabs>
+        <w:ind w:left="6480" w:hanging="360"/>
+      </w:pPr>
+    </w:lvl>
+  </w:abstractNum>
+  <w:abstractNum w:abstractNumId="1" w15:restartNumberingAfterBreak="0">
+    <w:nsid w:val="0CBA66F5"/>
+    <w:multiLevelType w:val="multilevel"/>
+    <w:tmpl w:val="2146F89C"/>
+    <w:lvl w:ilvl="0">
+      <w:start w:val="1"/>
+      <w:numFmt w:val="decimal"/>
+      <w:lvlText w:val="%1."/>
+      <w:lvlJc w:val="left"/>
+      <w:pPr>
+        <w:tabs>
+          <w:tab w:val="num" w:pos="720"/>
+        </w:tabs>
+        <w:ind w:left="720" w:hanging="360"/>
+      </w:pPr>
+    </w:lvl>
+    <w:lvl w:ilvl="1" w:tentative="1">
+      <w:start w:val="1"/>
+      <w:numFmt w:val="decimal"/>
+      <w:lvlText w:val="%2."/>
+      <w:lvlJc w:val="left"/>
+      <w:pPr>
+        <w:tabs>
+          <w:tab w:val="num" w:pos="1440"/>
+        </w:tabs>
+        <w:ind w:left="1440" w:hanging="360"/>
+      </w:pPr>
+    </w:lvl>
+    <w:lvl w:ilvl="2" w:tentative="1">
+      <w:start w:val="1"/>
+      <w:numFmt w:val="decimal"/>
+      <w:lvlText w:val="%3."/>
+      <w:lvlJc w:val="left"/>
+      <w:pPr>
+        <w:tabs>
+          <w:tab w:val="num" w:pos="2160"/>
+        </w:tabs>
+        <w:ind w:left="2160" w:hanging="360"/>
+      </w:pPr>
+    </w:lvl>
+    <w:lvl w:ilvl="3" w:tentative="1">
+      <w:start w:val="1"/>
+      <w:numFmt w:val="decimal"/>
+      <w:lvlText w:val="%4."/>
+      <w:lvlJc w:val="left"/>
+      <w:pPr>
+        <w:tabs>
+          <w:tab w:val="num" w:pos="2880"/>
+        </w:tabs>
+        <w:ind w:left="2880" w:hanging="360"/>
+      </w:pPr>
+    </w:lvl>
+    <w:lvl w:ilvl="4" w:tentative="1">
+      <w:start w:val="1"/>
+      <w:numFmt w:val="decimal"/>
+      <w:lvlText w:val="%5."/>
+      <w:lvlJc w:val="left"/>
+      <w:pPr>
+        <w:tabs>
+          <w:tab w:val="num" w:pos="3600"/>
+        </w:tabs>
+        <w:ind w:left="3600" w:hanging="360"/>
+      </w:pPr>
+    </w:lvl>
+    <w:lvl w:ilvl="5" w:tentative="1">
+      <w:start w:val="1"/>
+      <w:numFmt w:val="decimal"/>
+      <w:lvlText w:val="%6."/>
+      <w:lvlJc w:val="left"/>
+      <w:pPr>
+        <w:tabs>
+          <w:tab w:val="num" w:pos="4320"/>
+        </w:tabs>
+        <w:ind w:left="4320" w:hanging="360"/>
+      </w:pPr>
+    </w:lvl>
+    <w:lvl w:ilvl="6" w:tentative="1">
+      <w:start w:val="1"/>
+      <w:numFmt w:val="decimal"/>
+      <w:lvlText w:val="%7."/>
+      <w:lvlJc w:val="left"/>
+      <w:pPr>
+        <w:tabs>
+          <w:tab w:val="num" w:pos="5040"/>
+        </w:tabs>
+        <w:ind w:left="5040" w:hanging="360"/>
+      </w:pPr>
+    </w:lvl>
+    <w:lvl w:ilvl="7" w:tentative="1">
+      <w:start w:val="1"/>
+      <w:numFmt w:val="decimal"/>
+      <w:lvlText w:val="%8."/>
+      <w:lvlJc w:val="left"/>
+      <w:pPr>
+        <w:tabs>
+          <w:tab w:val="num" w:pos="5760"/>
+        </w:tabs>
+        <w:ind w:left="5760" w:hanging="360"/>
+      </w:pPr>
+    </w:lvl>
+    <w:lvl w:ilvl="8" w:tentative="1">
+      <w:start w:val="1"/>
+      <w:numFmt w:val="decimal"/>
+      <w:lvlText w:val="%9."/>
+      <w:lvlJc w:val="left"/>
+      <w:pPr>
+        <w:tabs>
+          <w:tab w:val="num" w:pos="6480"/>
+        </w:tabs>
+        <w:ind w:left="6480" w:hanging="360"/>
+      </w:pPr>
+    </w:lvl>
+  </w:abstractNum>
+  <w:abstractNum w:abstractNumId="2" w15:restartNumberingAfterBreak="0">
+    <w:nsid w:val="15127E05"/>
+    <w:multiLevelType w:val="hybridMultilevel"/>
+    <w:tmpl w:val="AC0AB174"/>
+    <w:lvl w:ilvl="0" w:tplc="040C0001">
+      <w:start w:val="1"/>
+      <w:numFmt w:val="bullet"/>
+      <w:lvlText w:val=""/>
+      <w:lvlJc w:val="left"/>
+      <w:pPr>
+        <w:ind w:left="720" w:hanging="360"/>
+      </w:pPr>
+      <w:rPr>
+        <w:rFonts w:ascii="Symbol" w:hAnsi="Symbol" w:hint="default"/>
+      </w:rPr>
+    </w:lvl>
+    <w:lvl w:ilvl="1" w:tplc="040C0003" w:tentative="1">
+      <w:start w:val="1"/>
+      <w:numFmt w:val="bullet"/>
+      <w:lvlText w:val="o"/>
+      <w:lvlJc w:val="left"/>
+      <w:pPr>
+        <w:ind w:left="1440" w:hanging="360"/>
+      </w:pPr>
+      <w:rPr>
+        <w:rFonts w:ascii="Courier New" w:hAnsi="Courier New" w:cs="Courier New" w:hint="default"/>
+      </w:rPr>
+    </w:lvl>
+    <w:lvl w:ilvl="2" w:tplc="040C0005" w:tentative="1">
+      <w:start w:val="1"/>
+      <w:numFmt w:val="bullet"/>
+      <w:lvlText w:val=""/>
+      <w:lvlJc w:val="left"/>
+      <w:pPr>
+        <w:ind w:left="2160" w:hanging="360"/>
+      </w:pPr>
+      <w:rPr>
+        <w:rFonts w:ascii="Wingdings" w:hAnsi="Wingdings" w:hint="default"/>
+      </w:rPr>
+    </w:lvl>
+    <w:lvl w:ilvl="3" w:tplc="040C0001" w:tentative="1">
+      <w:start w:val="1"/>
+      <w:numFmt w:val="bullet"/>
+      <w:lvlText w:val=""/>
+      <w:lvlJc w:val="left"/>
+      <w:pPr>
+        <w:ind w:left="2880" w:hanging="360"/>
+      </w:pPr>
+      <w:rPr>
+        <w:rFonts w:ascii="Symbol" w:hAnsi="Symbol" w:hint="default"/>
+      </w:rPr>
+    </w:lvl>
+    <w:lvl w:ilvl="4" w:tplc="040C0003" w:tentative="1">
+      <w:start w:val="1"/>
+      <w:numFmt w:val="bullet"/>
+      <w:lvlText w:val="o"/>
+      <w:lvlJc w:val="left"/>
+      <w:pPr>
+        <w:ind w:left="3600" w:hanging="360"/>
+      </w:pPr>
+      <w:rPr>
+        <w:rFonts w:ascii="Courier New" w:hAnsi="Courier New" w:cs="Courier New" w:hint="default"/>
+      </w:rPr>
+    </w:lvl>
+    <w:lvl w:ilvl="5" w:tplc="040C0005" w:tentative="1">
+      <w:start w:val="1"/>
+      <w:numFmt w:val="bullet"/>
+      <w:lvlText w:val=""/>
+      <w:lvlJc w:val="left"/>
+      <w:pPr>
+        <w:ind w:left="4320" w:hanging="360"/>
+      </w:pPr>
+      <w:rPr>
+        <w:rFonts w:ascii="Wingdings" w:hAnsi="Wingdings" w:hint="default"/>
+      </w:rPr>
+    </w:lvl>
+    <w:lvl w:ilvl="6" w:tplc="040C0001" w:tentative="1">
+      <w:start w:val="1"/>
+      <w:numFmt w:val="bullet"/>
+      <w:lvlText w:val=""/>
+      <w:lvlJc w:val="left"/>
+      <w:pPr>
+        <w:ind w:left="5040" w:hanging="360"/>
+      </w:pPr>
+      <w:rPr>
+        <w:rFonts w:ascii="Symbol" w:hAnsi="Symbol" w:hint="default"/>
+      </w:rPr>
+    </w:lvl>
+    <w:lvl w:ilvl="7" w:tplc="040C0003" w:tentative="1">
+      <w:start w:val="1"/>
+      <w:numFmt w:val="bullet"/>
+      <w:lvlText w:val="o"/>
+      <w:lvlJc w:val="left"/>
+      <w:pPr>
+        <w:ind w:left="5760" w:hanging="360"/>
+      </w:pPr>
+      <w:rPr>
+        <w:rFonts w:ascii="Courier New" w:hAnsi="Courier New" w:cs="Courier New" w:hint="default"/>
+      </w:rPr>
+    </w:lvl>
+    <w:lvl w:ilvl="8" w:tplc="040C0005" w:tentative="1">
+      <w:start w:val="1"/>
+      <w:numFmt w:val="bullet"/>
+      <w:lvlText w:val=""/>
+      <w:lvlJc w:val="left"/>
+      <w:pPr>
+        <w:ind w:left="6480" w:hanging="360"/>
+      </w:pPr>
+      <w:rPr>
+        <w:rFonts w:ascii="Wingdings" w:hAnsi="Wingdings" w:hint="default"/>
+      </w:rPr>
+    </w:lvl>
+  </w:abstractNum>
+  <w:abstractNum w:abstractNumId="3" w15:restartNumberingAfterBreak="0">
     <w:nsid w:val="17FF565C"/>
     <w:multiLevelType w:val="multilevel"/>
     <w:tmpl w:val="933A95CE"/>
@@ -1373,7 +2544,120 @@
       </w:rPr>
     </w:lvl>
   </w:abstractNum>
-  <w:abstractNum w:abstractNumId="1" w15:restartNumberingAfterBreak="0">
+  <w:abstractNum w:abstractNumId="4" w15:restartNumberingAfterBreak="0">
+    <w:nsid w:val="21A15A85"/>
+    <w:multiLevelType w:val="multilevel"/>
+    <w:tmpl w:val="D77AE662"/>
+    <w:lvl w:ilvl="0">
+      <w:start w:val="6"/>
+      <w:numFmt w:val="decimal"/>
+      <w:lvlText w:val="%1."/>
+      <w:lvlJc w:val="left"/>
+      <w:pPr>
+        <w:tabs>
+          <w:tab w:val="num" w:pos="720"/>
+        </w:tabs>
+        <w:ind w:left="720" w:hanging="360"/>
+      </w:pPr>
+    </w:lvl>
+    <w:lvl w:ilvl="1" w:tentative="1">
+      <w:start w:val="1"/>
+      <w:numFmt w:val="decimal"/>
+      <w:lvlText w:val="%2."/>
+      <w:lvlJc w:val="left"/>
+      <w:pPr>
+        <w:tabs>
+          <w:tab w:val="num" w:pos="1440"/>
+        </w:tabs>
+        <w:ind w:left="1440" w:hanging="360"/>
+      </w:pPr>
+    </w:lvl>
+    <w:lvl w:ilvl="2" w:tentative="1">
+      <w:start w:val="1"/>
+      <w:numFmt w:val="decimal"/>
+      <w:lvlText w:val="%3."/>
+      <w:lvlJc w:val="left"/>
+      <w:pPr>
+        <w:tabs>
+          <w:tab w:val="num" w:pos="2160"/>
+        </w:tabs>
+        <w:ind w:left="2160" w:hanging="360"/>
+      </w:pPr>
+    </w:lvl>
+    <w:lvl w:ilvl="3" w:tentative="1">
+      <w:start w:val="1"/>
+      <w:numFmt w:val="decimal"/>
+      <w:lvlText w:val="%4."/>
+      <w:lvlJc w:val="left"/>
+      <w:pPr>
+        <w:tabs>
+          <w:tab w:val="num" w:pos="2880"/>
+        </w:tabs>
+        <w:ind w:left="2880" w:hanging="360"/>
+      </w:pPr>
+    </w:lvl>
+    <w:lvl w:ilvl="4" w:tentative="1">
+      <w:start w:val="1"/>
+      <w:numFmt w:val="decimal"/>
+      <w:lvlText w:val="%5."/>
+      <w:lvlJc w:val="left"/>
+      <w:pPr>
+        <w:tabs>
+          <w:tab w:val="num" w:pos="3600"/>
+        </w:tabs>
+        <w:ind w:left="3600" w:hanging="360"/>
+      </w:pPr>
+    </w:lvl>
+    <w:lvl w:ilvl="5" w:tentative="1">
+      <w:start w:val="1"/>
+      <w:numFmt w:val="decimal"/>
+      <w:lvlText w:val="%6."/>
+      <w:lvlJc w:val="left"/>
+      <w:pPr>
+        <w:tabs>
+          <w:tab w:val="num" w:pos="4320"/>
+        </w:tabs>
+        <w:ind w:left="4320" w:hanging="360"/>
+      </w:pPr>
+    </w:lvl>
+    <w:lvl w:ilvl="6" w:tentative="1">
+      <w:start w:val="1"/>
+      <w:numFmt w:val="decimal"/>
+      <w:lvlText w:val="%7."/>
+      <w:lvlJc w:val="left"/>
+      <w:pPr>
+        <w:tabs>
+          <w:tab w:val="num" w:pos="5040"/>
+        </w:tabs>
+        <w:ind w:left="5040" w:hanging="360"/>
+      </w:pPr>
+    </w:lvl>
+    <w:lvl w:ilvl="7" w:tentative="1">
+      <w:start w:val="1"/>
+      <w:numFmt w:val="decimal"/>
+      <w:lvlText w:val="%8."/>
+      <w:lvlJc w:val="left"/>
+      <w:pPr>
+        <w:tabs>
+          <w:tab w:val="num" w:pos="5760"/>
+        </w:tabs>
+        <w:ind w:left="5760" w:hanging="360"/>
+      </w:pPr>
+    </w:lvl>
+    <w:lvl w:ilvl="8" w:tentative="1">
+      <w:start w:val="1"/>
+      <w:numFmt w:val="decimal"/>
+      <w:lvlText w:val="%9."/>
+      <w:lvlJc w:val="left"/>
+      <w:pPr>
+        <w:tabs>
+          <w:tab w:val="num" w:pos="6480"/>
+        </w:tabs>
+        <w:ind w:left="6480" w:hanging="360"/>
+      </w:pPr>
+    </w:lvl>
+  </w:abstractNum>
+  <w:abstractNum w:abstractNumId="5" w15:restartNumberingAfterBreak="0">
     <w:nsid w:val="2A065DC4"/>
     <w:multiLevelType w:val="hybridMultilevel"/>
     <w:tmpl w:val="0960E63C"/>
@@ -1486,11 +2770,595 @@
       </w:rPr>
     </w:lvl>
   </w:abstractNum>
+  <w:abstractNum w:abstractNumId="6" w15:restartNumberingAfterBreak="0">
+    <w:nsid w:val="3FBA70C7"/>
+    <w:multiLevelType w:val="multilevel"/>
+    <w:tmpl w:val="989C175E"/>
+    <w:lvl w:ilvl="0">
+      <w:start w:val="1"/>
+      <w:numFmt w:val="bullet"/>
+      <w:lvlText w:val=""/>
+      <w:lvlJc w:val="left"/>
+      <w:pPr>
+        <w:tabs>
+          <w:tab w:val="num" w:pos="720"/>
+        </w:tabs>
+        <w:ind w:left="720" w:hanging="360"/>
+      </w:pPr>
+      <w:rPr>
+        <w:rFonts w:ascii="Symbol" w:hAnsi="Symbol" w:hint="default"/>
+        <w:sz w:val="20"/>
+      </w:rPr>
+    </w:lvl>
+    <w:lvl w:ilvl="1" w:tentative="1">
+      <w:start w:val="1"/>
+      <w:numFmt w:val="bullet"/>
+      <w:lvlText w:val="o"/>
+      <w:lvlJc w:val="left"/>
+      <w:pPr>
+        <w:tabs>
+          <w:tab w:val="num" w:pos="1440"/>
+        </w:tabs>
+        <w:ind w:left="1440" w:hanging="360"/>
+      </w:pPr>
+      <w:rPr>
+        <w:rFonts w:ascii="Courier New" w:hAnsi="Courier New" w:hint="default"/>
+        <w:sz w:val="20"/>
+      </w:rPr>
+    </w:lvl>
+    <w:lvl w:ilvl="2" w:tentative="1">
+      <w:start w:val="1"/>
+      <w:numFmt w:val="bullet"/>
+      <w:lvlText w:val=""/>
+      <w:lvlJc w:val="left"/>
+      <w:pPr>
+        <w:tabs>
+          <w:tab w:val="num" w:pos="2160"/>
+        </w:tabs>
+        <w:ind w:left="2160" w:hanging="360"/>
+      </w:pPr>
+      <w:rPr>
+        <w:rFonts w:ascii="Wingdings" w:hAnsi="Wingdings" w:hint="default"/>
+        <w:sz w:val="20"/>
+      </w:rPr>
+    </w:lvl>
+    <w:lvl w:ilvl="3" w:tentative="1">
+      <w:start w:val="1"/>
+      <w:numFmt w:val="bullet"/>
+      <w:lvlText w:val=""/>
+      <w:lvlJc w:val="left"/>
+      <w:pPr>
+        <w:tabs>
+          <w:tab w:val="num" w:pos="2880"/>
+        </w:tabs>
+        <w:ind w:left="2880" w:hanging="360"/>
+      </w:pPr>
+      <w:rPr>
+        <w:rFonts w:ascii="Wingdings" w:hAnsi="Wingdings" w:hint="default"/>
+        <w:sz w:val="20"/>
+      </w:rPr>
+    </w:lvl>
+    <w:lvl w:ilvl="4" w:tentative="1">
+      <w:start w:val="1"/>
+      <w:numFmt w:val="bullet"/>
+      <w:lvlText w:val=""/>
+      <w:lvlJc w:val="left"/>
+      <w:pPr>
+        <w:tabs>
+          <w:tab w:val="num" w:pos="3600"/>
+        </w:tabs>
+        <w:ind w:left="3600" w:hanging="360"/>
+      </w:pPr>
+      <w:rPr>
+        <w:rFonts w:ascii="Wingdings" w:hAnsi="Wingdings" w:hint="default"/>
+        <w:sz w:val="20"/>
+      </w:rPr>
+    </w:lvl>
+    <w:lvl w:ilvl="5" w:tentative="1">
+      <w:start w:val="1"/>
+      <w:numFmt w:val="bullet"/>
+      <w:lvlText w:val=""/>
+      <w:lvlJc w:val="left"/>
+      <w:pPr>
+        <w:tabs>
+          <w:tab w:val="num" w:pos="4320"/>
+        </w:tabs>
+        <w:ind w:left="4320" w:hanging="360"/>
+      </w:pPr>
+      <w:rPr>
+        <w:rFonts w:ascii="Wingdings" w:hAnsi="Wingdings" w:hint="default"/>
+        <w:sz w:val="20"/>
+      </w:rPr>
+    </w:lvl>
+    <w:lvl w:ilvl="6" w:tentative="1">
+      <w:start w:val="1"/>
+      <w:numFmt w:val="bullet"/>
+      <w:lvlText w:val=""/>
+      <w:lvlJc w:val="left"/>
+      <w:pPr>
+        <w:tabs>
+          <w:tab w:val="num" w:pos="5040"/>
+        </w:tabs>
+        <w:ind w:left="5040" w:hanging="360"/>
+      </w:pPr>
+      <w:rPr>
+        <w:rFonts w:ascii="Wingdings" w:hAnsi="Wingdings" w:hint="default"/>
+        <w:sz w:val="20"/>
+      </w:rPr>
+    </w:lvl>
+    <w:lvl w:ilvl="7" w:tentative="1">
+      <w:start w:val="1"/>
+      <w:numFmt w:val="bullet"/>
+      <w:lvlText w:val=""/>
+      <w:lvlJc w:val="left"/>
+      <w:pPr>
+        <w:tabs>
+          <w:tab w:val="num" w:pos="5760"/>
+        </w:tabs>
+        <w:ind w:left="5760" w:hanging="360"/>
+      </w:pPr>
+      <w:rPr>
+        <w:rFonts w:ascii="Wingdings" w:hAnsi="Wingdings" w:hint="default"/>
+        <w:sz w:val="20"/>
+      </w:rPr>
+    </w:lvl>
+    <w:lvl w:ilvl="8" w:tentative="1">
+      <w:start w:val="1"/>
+      <w:numFmt w:val="bullet"/>
+      <w:lvlText w:val=""/>
+      <w:lvlJc w:val="left"/>
+      <w:pPr>
+        <w:tabs>
+          <w:tab w:val="num" w:pos="6480"/>
+        </w:tabs>
+        <w:ind w:left="6480" w:hanging="360"/>
+      </w:pPr>
+      <w:rPr>
+        <w:rFonts w:ascii="Wingdings" w:hAnsi="Wingdings" w:hint="default"/>
+        <w:sz w:val="20"/>
+      </w:rPr>
+    </w:lvl>
+  </w:abstractNum>
+  <w:abstractNum w:abstractNumId="7" w15:restartNumberingAfterBreak="0">
+    <w:nsid w:val="4D3E0E6D"/>
+    <w:multiLevelType w:val="multilevel"/>
+    <w:tmpl w:val="40A42176"/>
+    <w:lvl w:ilvl="0">
+      <w:start w:val="3"/>
+      <w:numFmt w:val="decimal"/>
+      <w:lvlText w:val="%1."/>
+      <w:lvlJc w:val="left"/>
+      <w:pPr>
+        <w:tabs>
+          <w:tab w:val="num" w:pos="720"/>
+        </w:tabs>
+        <w:ind w:left="720" w:hanging="360"/>
+      </w:pPr>
+    </w:lvl>
+    <w:lvl w:ilvl="1" w:tentative="1">
+      <w:start w:val="1"/>
+      <w:numFmt w:val="decimal"/>
+      <w:lvlText w:val="%2."/>
+      <w:lvlJc w:val="left"/>
+      <w:pPr>
+        <w:tabs>
+          <w:tab w:val="num" w:pos="1440"/>
+        </w:tabs>
+        <w:ind w:left="1440" w:hanging="360"/>
+      </w:pPr>
+    </w:lvl>
+    <w:lvl w:ilvl="2" w:tentative="1">
+      <w:start w:val="1"/>
+      <w:numFmt w:val="decimal"/>
+      <w:lvlText w:val="%3."/>
+      <w:lvlJc w:val="left"/>
+      <w:pPr>
+        <w:tabs>
+          <w:tab w:val="num" w:pos="2160"/>
+        </w:tabs>
+        <w:ind w:left="2160" w:hanging="360"/>
+      </w:pPr>
+    </w:lvl>
+    <w:lvl w:ilvl="3" w:tentative="1">
+      <w:start w:val="1"/>
+      <w:numFmt w:val="decimal"/>
+      <w:lvlText w:val="%4."/>
+      <w:lvlJc w:val="left"/>
+      <w:pPr>
+        <w:tabs>
+          <w:tab w:val="num" w:pos="2880"/>
+        </w:tabs>
+        <w:ind w:left="2880" w:hanging="360"/>
+      </w:pPr>
+    </w:lvl>
+    <w:lvl w:ilvl="4" w:tentative="1">
+      <w:start w:val="1"/>
+      <w:numFmt w:val="decimal"/>
+      <w:lvlText w:val="%5."/>
+      <w:lvlJc w:val="left"/>
+      <w:pPr>
+        <w:tabs>
+          <w:tab w:val="num" w:pos="3600"/>
+        </w:tabs>
+        <w:ind w:left="3600" w:hanging="360"/>
+      </w:pPr>
+    </w:lvl>
+    <w:lvl w:ilvl="5" w:tentative="1">
+      <w:start w:val="1"/>
+      <w:numFmt w:val="decimal"/>
+      <w:lvlText w:val="%6."/>
+      <w:lvlJc w:val="left"/>
+      <w:pPr>
+        <w:tabs>
+          <w:tab w:val="num" w:pos="4320"/>
+        </w:tabs>
+        <w:ind w:left="4320" w:hanging="360"/>
+      </w:pPr>
+    </w:lvl>
+    <w:lvl w:ilvl="6" w:tentative="1">
+      <w:start w:val="1"/>
+      <w:numFmt w:val="decimal"/>
+      <w:lvlText w:val="%7."/>
+      <w:lvlJc w:val="left"/>
+      <w:pPr>
+        <w:tabs>
+          <w:tab w:val="num" w:pos="5040"/>
+        </w:tabs>
+        <w:ind w:left="5040" w:hanging="360"/>
+      </w:pPr>
+    </w:lvl>
+    <w:lvl w:ilvl="7" w:tentative="1">
+      <w:start w:val="1"/>
+      <w:numFmt w:val="decimal"/>
+      <w:lvlText w:val="%8."/>
+      <w:lvlJc w:val="left"/>
+      <w:pPr>
+        <w:tabs>
+          <w:tab w:val="num" w:pos="5760"/>
+        </w:tabs>
+        <w:ind w:left="5760" w:hanging="360"/>
+      </w:pPr>
+    </w:lvl>
+    <w:lvl w:ilvl="8" w:tentative="1">
+      <w:start w:val="1"/>
+      <w:numFmt w:val="decimal"/>
+      <w:lvlText w:val="%9."/>
+      <w:lvlJc w:val="left"/>
+      <w:pPr>
+        <w:tabs>
+          <w:tab w:val="num" w:pos="6480"/>
+        </w:tabs>
+        <w:ind w:left="6480" w:hanging="360"/>
+      </w:pPr>
+    </w:lvl>
+  </w:abstractNum>
+  <w:abstractNum w:abstractNumId="8" w15:restartNumberingAfterBreak="0">
+    <w:nsid w:val="59AC618A"/>
+    <w:multiLevelType w:val="multilevel"/>
+    <w:tmpl w:val="989C175E"/>
+    <w:lvl w:ilvl="0">
+      <w:start w:val="1"/>
+      <w:numFmt w:val="bullet"/>
+      <w:lvlText w:val=""/>
+      <w:lvlJc w:val="left"/>
+      <w:pPr>
+        <w:tabs>
+          <w:tab w:val="num" w:pos="720"/>
+        </w:tabs>
+        <w:ind w:left="720" w:hanging="360"/>
+      </w:pPr>
+      <w:rPr>
+        <w:rFonts w:ascii="Symbol" w:hAnsi="Symbol" w:hint="default"/>
+        <w:sz w:val="20"/>
+      </w:rPr>
+    </w:lvl>
+    <w:lvl w:ilvl="1" w:tentative="1">
+      <w:start w:val="1"/>
+      <w:numFmt w:val="bullet"/>
+      <w:lvlText w:val="o"/>
+      <w:lvlJc w:val="left"/>
+      <w:pPr>
+        <w:tabs>
+          <w:tab w:val="num" w:pos="1440"/>
+        </w:tabs>
+        <w:ind w:left="1440" w:hanging="360"/>
+      </w:pPr>
+      <w:rPr>
+        <w:rFonts w:ascii="Courier New" w:hAnsi="Courier New" w:hint="default"/>
+        <w:sz w:val="20"/>
+      </w:rPr>
+    </w:lvl>
+    <w:lvl w:ilvl="2" w:tentative="1">
+      <w:start w:val="1"/>
+      <w:numFmt w:val="bullet"/>
+      <w:lvlText w:val=""/>
+      <w:lvlJc w:val="left"/>
+      <w:pPr>
+        <w:tabs>
+          <w:tab w:val="num" w:pos="2160"/>
+        </w:tabs>
+        <w:ind w:left="2160" w:hanging="360"/>
+      </w:pPr>
+      <w:rPr>
+        <w:rFonts w:ascii="Wingdings" w:hAnsi="Wingdings" w:hint="default"/>
+        <w:sz w:val="20"/>
+      </w:rPr>
+    </w:lvl>
+    <w:lvl w:ilvl="3" w:tentative="1">
+      <w:start w:val="1"/>
+      <w:numFmt w:val="bullet"/>
+      <w:lvlText w:val=""/>
+      <w:lvlJc w:val="left"/>
+      <w:pPr>
+        <w:tabs>
+          <w:tab w:val="num" w:pos="2880"/>
+        </w:tabs>
+        <w:ind w:left="2880" w:hanging="360"/>
+      </w:pPr>
+      <w:rPr>
+        <w:rFonts w:ascii="Wingdings" w:hAnsi="Wingdings" w:hint="default"/>
+        <w:sz w:val="20"/>
+      </w:rPr>
+    </w:lvl>
+    <w:lvl w:ilvl="4" w:tentative="1">
+      <w:start w:val="1"/>
+      <w:numFmt w:val="bullet"/>
+      <w:lvlText w:val=""/>
+      <w:lvlJc w:val="left"/>
+      <w:pPr>
+        <w:tabs>
+          <w:tab w:val="num" w:pos="3600"/>
+        </w:tabs>
+        <w:ind w:left="3600" w:hanging="360"/>
+      </w:pPr>
+      <w:rPr>
+        <w:rFonts w:ascii="Wingdings" w:hAnsi="Wingdings" w:hint="default"/>
+        <w:sz w:val="20"/>
+      </w:rPr>
+    </w:lvl>
+    <w:lvl w:ilvl="5" w:tentative="1">
+      <w:start w:val="1"/>
+      <w:numFmt w:val="bullet"/>
+      <w:lvlText w:val=""/>
+      <w:lvlJc w:val="left"/>
+      <w:pPr>
+        <w:tabs>
+          <w:tab w:val="num" w:pos="4320"/>
+        </w:tabs>
+        <w:ind w:left="4320" w:hanging="360"/>
+      </w:pPr>
+      <w:rPr>
+        <w:rFonts w:ascii="Wingdings" w:hAnsi="Wingdings" w:hint="default"/>
+        <w:sz w:val="20"/>
+      </w:rPr>
+    </w:lvl>
+    <w:lvl w:ilvl="6" w:tentative="1">
+      <w:start w:val="1"/>
+      <w:numFmt w:val="bullet"/>
+      <w:lvlText w:val=""/>
+      <w:lvlJc w:val="left"/>
+      <w:pPr>
+        <w:tabs>
+          <w:tab w:val="num" w:pos="5040"/>
+        </w:tabs>
+        <w:ind w:left="5040" w:hanging="360"/>
+      </w:pPr>
+      <w:rPr>
+        <w:rFonts w:ascii="Wingdings" w:hAnsi="Wingdings" w:hint="default"/>
+        <w:sz w:val="20"/>
+      </w:rPr>
+    </w:lvl>
+    <w:lvl w:ilvl="7" w:tentative="1">
+      <w:start w:val="1"/>
+      <w:numFmt w:val="bullet"/>
+      <w:lvlText w:val=""/>
+      <w:lvlJc w:val="left"/>
+      <w:pPr>
+        <w:tabs>
+          <w:tab w:val="num" w:pos="5760"/>
+        </w:tabs>
+        <w:ind w:left="5760" w:hanging="360"/>
+      </w:pPr>
+      <w:rPr>
+        <w:rFonts w:ascii="Wingdings" w:hAnsi="Wingdings" w:hint="default"/>
+        <w:sz w:val="20"/>
+      </w:rPr>
+    </w:lvl>
+    <w:lvl w:ilvl="8" w:tentative="1">
+      <w:start w:val="1"/>
+      <w:numFmt w:val="bullet"/>
+      <w:lvlText w:val=""/>
+      <w:lvlJc w:val="left"/>
+      <w:pPr>
+        <w:tabs>
+          <w:tab w:val="num" w:pos="6480"/>
+        </w:tabs>
+        <w:ind w:left="6480" w:hanging="360"/>
+      </w:pPr>
+      <w:rPr>
+        <w:rFonts w:ascii="Wingdings" w:hAnsi="Wingdings" w:hint="default"/>
+        <w:sz w:val="20"/>
+      </w:rPr>
+    </w:lvl>
+  </w:abstractNum>
+  <w:abstractNum w:abstractNumId="9" w15:restartNumberingAfterBreak="0">
+    <w:nsid w:val="602D6B6B"/>
+    <w:multiLevelType w:val="multilevel"/>
+    <w:tmpl w:val="989C175E"/>
+    <w:lvl w:ilvl="0">
+      <w:start w:val="1"/>
+      <w:numFmt w:val="bullet"/>
+      <w:lvlText w:val=""/>
+      <w:lvlJc w:val="left"/>
+      <w:pPr>
+        <w:tabs>
+          <w:tab w:val="num" w:pos="720"/>
+        </w:tabs>
+        <w:ind w:left="720" w:hanging="360"/>
+      </w:pPr>
+      <w:rPr>
+        <w:rFonts w:ascii="Symbol" w:hAnsi="Symbol" w:hint="default"/>
+        <w:sz w:val="20"/>
+      </w:rPr>
+    </w:lvl>
+    <w:lvl w:ilvl="1" w:tentative="1">
+      <w:start w:val="1"/>
+      <w:numFmt w:val="bullet"/>
+      <w:lvlText w:val="o"/>
+      <w:lvlJc w:val="left"/>
+      <w:pPr>
+        <w:tabs>
+          <w:tab w:val="num" w:pos="1440"/>
+        </w:tabs>
+        <w:ind w:left="1440" w:hanging="360"/>
+      </w:pPr>
+      <w:rPr>
+        <w:rFonts w:ascii="Courier New" w:hAnsi="Courier New" w:hint="default"/>
+        <w:sz w:val="20"/>
+      </w:rPr>
+    </w:lvl>
+    <w:lvl w:ilvl="2" w:tentative="1">
+      <w:start w:val="1"/>
+      <w:numFmt w:val="bullet"/>
+      <w:lvlText w:val=""/>
+      <w:lvlJc w:val="left"/>
+      <w:pPr>
+        <w:tabs>
+          <w:tab w:val="num" w:pos="2160"/>
+        </w:tabs>
+        <w:ind w:left="2160" w:hanging="360"/>
+      </w:pPr>
+      <w:rPr>
+        <w:rFonts w:ascii="Wingdings" w:hAnsi="Wingdings" w:hint="default"/>
+        <w:sz w:val="20"/>
+      </w:rPr>
+    </w:lvl>
+    <w:lvl w:ilvl="3" w:tentative="1">
+      <w:start w:val="1"/>
+      <w:numFmt w:val="bullet"/>
+      <w:lvlText w:val=""/>
+      <w:lvlJc w:val="left"/>
+      <w:pPr>
+        <w:tabs>
+          <w:tab w:val="num" w:pos="2880"/>
+        </w:tabs>
+        <w:ind w:left="2880" w:hanging="360"/>
+      </w:pPr>
+      <w:rPr>
+        <w:rFonts w:ascii="Wingdings" w:hAnsi="Wingdings" w:hint="default"/>
+        <w:sz w:val="20"/>
+      </w:rPr>
+    </w:lvl>
+    <w:lvl w:ilvl="4" w:tentative="1">
+      <w:start w:val="1"/>
+      <w:numFmt w:val="bullet"/>
+      <w:lvlText w:val=""/>
+      <w:lvlJc w:val="left"/>
+      <w:pPr>
+        <w:tabs>
+          <w:tab w:val="num" w:pos="3600"/>
+        </w:tabs>
+        <w:ind w:left="3600" w:hanging="360"/>
+      </w:pPr>
+      <w:rPr>
+        <w:rFonts w:ascii="Wingdings" w:hAnsi="Wingdings" w:hint="default"/>
+        <w:sz w:val="20"/>
+      </w:rPr>
+    </w:lvl>
+    <w:lvl w:ilvl="5" w:tentative="1">
+      <w:start w:val="1"/>
+      <w:numFmt w:val="bullet"/>
+      <w:lvlText w:val=""/>
+      <w:lvlJc w:val="left"/>
+      <w:pPr>
+        <w:tabs>
+          <w:tab w:val="num" w:pos="4320"/>
+        </w:tabs>
+        <w:ind w:left="4320" w:hanging="360"/>
+      </w:pPr>
+      <w:rPr>
+        <w:rFonts w:ascii="Wingdings" w:hAnsi="Wingdings" w:hint="default"/>
+        <w:sz w:val="20"/>
+      </w:rPr>
+    </w:lvl>
+    <w:lvl w:ilvl="6" w:tentative="1">
+      <w:start w:val="1"/>
+      <w:numFmt w:val="bullet"/>
+      <w:lvlText w:val=""/>
+      <w:lvlJc w:val="left"/>
+      <w:pPr>
+        <w:tabs>
+          <w:tab w:val="num" w:pos="5040"/>
+        </w:tabs>
+        <w:ind w:left="5040" w:hanging="360"/>
+      </w:pPr>
+      <w:rPr>
+        <w:rFonts w:ascii="Wingdings" w:hAnsi="Wingdings" w:hint="default"/>
+        <w:sz w:val="20"/>
+      </w:rPr>
+    </w:lvl>
+    <w:lvl w:ilvl="7" w:tentative="1">
+      <w:start w:val="1"/>
+      <w:numFmt w:val="bullet"/>
+      <w:lvlText w:val=""/>
+      <w:lvlJc w:val="left"/>
+      <w:pPr>
+        <w:tabs>
+          <w:tab w:val="num" w:pos="5760"/>
+        </w:tabs>
+        <w:ind w:left="5760" w:hanging="360"/>
+      </w:pPr>
+      <w:rPr>
+        <w:rFonts w:ascii="Wingdings" w:hAnsi="Wingdings" w:hint="default"/>
+        <w:sz w:val="20"/>
+      </w:rPr>
+    </w:lvl>
+    <w:lvl w:ilvl="8" w:tentative="1">
+      <w:start w:val="1"/>
+      <w:numFmt w:val="bullet"/>
+      <w:lvlText w:val=""/>
+      <w:lvlJc w:val="left"/>
+      <w:pPr>
+        <w:tabs>
+          <w:tab w:val="num" w:pos="6480"/>
+        </w:tabs>
+        <w:ind w:left="6480" w:hanging="360"/>
+      </w:pPr>
+      <w:rPr>
+        <w:rFonts w:ascii="Wingdings" w:hAnsi="Wingdings" w:hint="default"/>
+        <w:sz w:val="20"/>
+      </w:rPr>
+    </w:lvl>
+  </w:abstractNum>
   <w:num w:numId="1" w16cid:durableId="521211088">
+    <w:abstractNumId w:val="5"/>
+  </w:num>
+  <w:num w:numId="2" w16cid:durableId="1194685177">
+    <w:abstractNumId w:val="3"/>
+  </w:num>
+  <w:num w:numId="3" w16cid:durableId="939603311">
+    <w:abstractNumId w:val="2"/>
+  </w:num>
+  <w:num w:numId="4" w16cid:durableId="308168387">
     <w:abstractNumId w:val="1"/>
   </w:num>
-  <w:num w:numId="2" w16cid:durableId="1194685177">
+  <w:num w:numId="5" w16cid:durableId="915013863">
+    <w:abstractNumId w:val="9"/>
+  </w:num>
+  <w:num w:numId="6" w16cid:durableId="125592373">
+    <w:abstractNumId w:val="7"/>
+  </w:num>
+  <w:num w:numId="7" w16cid:durableId="1332368679">
+    <w:abstractNumId w:val="6"/>
+  </w:num>
+  <w:num w:numId="8" w16cid:durableId="25834287">
     <w:abstractNumId w:val="0"/>
+  </w:num>
+  <w:num w:numId="9" w16cid:durableId="890382786">
+    <w:abstractNumId w:val="8"/>
+  </w:num>
+  <w:num w:numId="10" w16cid:durableId="1940092156">
+    <w:abstractNumId w:val="4"/>
   </w:num>
 </w:numbering>
 </file>
